--- a/server/src/main/resources/templates/resumes/simple/template.docx
+++ b/server/src/main/resources/templates/resumes/simple/template.docx
@@ -3,6 +3,14 @@
 <w:document xmlns:wpc="http://schemas.microsoft.com/office/word/2010/wordprocessingCanvas" xmlns:mc="http://schemas.openxmlformats.org/markup-compatibility/2006" xmlns:o="urn:schemas-microsoft-com:office:office" xmlns:r="http://schemas.openxmlformats.org/officeDocument/2006/relationships" xmlns:m="http://schemas.openxmlformats.org/officeDocument/2006/math" xmlns:v="urn:schemas-microsoft-com:vml" xmlns:wp14="http://schemas.microsoft.com/office/word/2010/wordprocessingDrawing" xmlns:wp="http://schemas.openxmlformats.org/drawingml/2006/wordprocessingDrawing" xmlns:w="http://schemas.openxmlformats.org/wordprocessingml/2006/main" xmlns:w14="http://schemas.microsoft.com/office/word/2010/wordml" xmlns:w10="urn:schemas-microsoft-com:office:word" xmlns:w15="http://schemas.microsoft.com/office/word/2012/wordml" xmlns:wpg="http://schemas.microsoft.com/office/word/2010/wordprocessingGroup" xmlns:wpi="http://schemas.microsoft.com/office/word/2010/wordprocessingInk" xmlns:wne="http://schemas.microsoft.com/office/word/2006/wordml" xmlns:wps="http://schemas.microsoft.com/office/word/2010/wordprocessingShape" xmlns:wpsCustomData="http://www.wps.cn/officeDocument/2013/wpsCustomData" mc:Ignorable="w14 w15 wp14">
   <w:background w:color="FFFFFF"/>
   <w:body>
+    <w:p>
+      <w:pPr>
+        <w:jc w:val="right"/>
+      </w:pPr>
+      <w:r>
+        <w:t>{{@photo}}</w:t>
+      </w:r>
+    </w:p>
     <w:p>
       <w:pPr>
         <w:spacing w:beforeLines="0" w:afterLines="0"/>

--- a/server/src/main/resources/templates/resumes/simple/template.docx
+++ b/server/src/main/resources/templates/resumes/simple/template.docx
@@ -285,6 +285,8 @@
           </w14:textFill>
         </w:rPr>
       </w:pPr>
+      <w:bookmarkStart w:id="0" w:name="_GoBack"/>
+      <w:bookmarkEnd w:id="0"/>
       <w:r>
         <w:rPr>
           <w:sz w:val="21"/>
@@ -343,33 +345,6 @@
                       <wps:txbx>
                         <w:txbxContent>
                           <w:p>
-                            <w:pPr>
-                              <w:ind w:firstLine="210" w:firstLineChars="100"/>
-                              <w:rPr>
-                                <w:rFonts w:hint="eastAsia"/>
-                              </w:rPr>
-                            </w:pPr>
-                          </w:p>
-                          <w:p>
-                            <w:pPr>
-                              <w:ind w:firstLine="210" w:firstLineChars="100"/>
-                              <w:rPr>
-                                <w:rFonts w:hint="eastAsia"/>
-                              </w:rPr>
-                            </w:pPr>
-                          </w:p>
-                          <w:p>
-                            <w:pPr>
-                              <w:ind w:firstLine="210" w:firstLineChars="100"/>
-                              <w:rPr>
-                                <w:rFonts w:hint="eastAsia"/>
-                              </w:rPr>
-                            </w:pPr>
-                          </w:p>
-                          <w:p>
-                            <w:pPr>
-                              <w:ind w:firstLine="420" w:firstLineChars="200"/>
-                            </w:pPr>
                             <w:r>
                               <w:rPr>
                                 <w:rFonts w:hint="eastAsia"/>
@@ -399,33 +374,6 @@
                 <v:textbox>
                   <w:txbxContent>
                     <w:p>
-                      <w:pPr>
-                        <w:ind w:firstLine="210" w:firstLineChars="100"/>
-                        <w:rPr>
-                          <w:rFonts w:hint="eastAsia"/>
-                        </w:rPr>
-                      </w:pPr>
-                    </w:p>
-                    <w:p>
-                      <w:pPr>
-                        <w:ind w:firstLine="210" w:firstLineChars="100"/>
-                        <w:rPr>
-                          <w:rFonts w:hint="eastAsia"/>
-                        </w:rPr>
-                      </w:pPr>
-                    </w:p>
-                    <w:p>
-                      <w:pPr>
-                        <w:ind w:firstLine="210" w:firstLineChars="100"/>
-                        <w:rPr>
-                          <w:rFonts w:hint="eastAsia"/>
-                        </w:rPr>
-                      </w:pPr>
-                    </w:p>
-                    <w:p>
-                      <w:pPr>
-                        <w:ind w:firstLine="420" w:firstLineChars="200"/>
-                      </w:pPr>
                       <w:r>
                         <w:rPr>
                           <w:rFonts w:hint="eastAsia"/>
@@ -859,8 +807,6 @@
           <w:docGrid w:type="lines" w:linePitch="312" w:charSpace="0"/>
         </w:sectPr>
       </w:pPr>
-      <w:bookmarkStart w:id="0" w:name="_GoBack"/>
-      <w:bookmarkEnd w:id="0"/>
     </w:p>
     <w:p>
       <w:pPr>
@@ -895,6 +841,128 @@
           </w14:textFill>
         </w:rPr>
       </w:pPr>
+      <w:r>
+        <w:rPr>
+          <w:sz w:val="21"/>
+        </w:rPr>
+        <mc:AlternateContent>
+          <mc:Choice Requires="wps">
+            <w:drawing>
+              <wp:anchor distT="0" distB="0" distL="114300" distR="114300" simplePos="0" relativeHeight="251662336" behindDoc="0" locked="0" layoutInCell="1" allowOverlap="1">
+                <wp:simplePos x="0" y="0"/>
+                <wp:positionH relativeFrom="column">
+                  <wp:posOffset>-107950</wp:posOffset>
+                </wp:positionH>
+                <wp:positionV relativeFrom="paragraph">
+                  <wp:posOffset>600075</wp:posOffset>
+                </wp:positionV>
+                <wp:extent cx="6546850" cy="1303655"/>
+                <wp:effectExtent l="0" t="0" r="6350" b="4445"/>
+                <wp:wrapNone/>
+                <wp:docPr id="4" name="文本框 4"/>
+                <wp:cNvGraphicFramePr/>
+                <a:graphic xmlns:a="http://schemas.openxmlformats.org/drawingml/2006/main">
+                  <a:graphicData uri="http://schemas.microsoft.com/office/word/2010/wordprocessingShape">
+                    <wps:wsp>
+                      <wps:cNvSpPr txBox="1"/>
+                      <wps:spPr>
+                        <a:xfrm>
+                          <a:off x="353695" y="3445510"/>
+                          <a:ext cx="6546850" cy="1303655"/>
+                        </a:xfrm>
+                        <a:prstGeom prst="rect">
+                          <a:avLst/>
+                        </a:prstGeom>
+                        <a:noFill/>
+                        <a:ln w="6350">
+                          <a:noFill/>
+                        </a:ln>
+                      </wps:spPr>
+                      <wps:style>
+                        <a:lnRef idx="0">
+                          <a:schemeClr val="accent1"/>
+                        </a:lnRef>
+                        <a:fillRef idx="0">
+                          <a:schemeClr val="accent1"/>
+                        </a:fillRef>
+                        <a:effectRef idx="0">
+                          <a:schemeClr val="accent1"/>
+                        </a:effectRef>
+                        <a:fontRef idx="minor">
+                          <a:schemeClr val="dk1"/>
+                        </a:fontRef>
+                      </wps:style>
+                      <wps:txbx>
+                        <w:txbxContent>
+                          <w:p>
+                            <w:r>
+                              <w:rPr>
+                                <w:rFonts w:hint="eastAsia" w:ascii="微软雅黑" w:hAnsi="微软雅黑" w:eastAsia="微软雅黑" w:cs="微软雅黑"/>
+                                <w:b w:val="0"/>
+                                <w:bCs w:val="0"/>
+                                <w:color w:val="000000"/>
+                                <w:szCs w:val="21"/>
+                                <w:lang w:val="en-US" w:eastAsia="zh-CN"/>
+                                <w14:textFill>
+                                  <w14:solidFill>
+                                    <w14:srgbClr w14:val="000000">
+                                      <w14:lumMod w14:val="75000"/>
+                                      <w14:lumOff w14:val="25000"/>
+                                    </w14:srgbClr>
+                                  </w14:solidFill>
+                                </w14:textFill>
+                              </w:rPr>
+                              <w:t>{{education}}</w:t>
+                            </w:r>
+                          </w:p>
+                        </w:txbxContent>
+                      </wps:txbx>
+                      <wps:bodyPr rot="0" spcFirstLastPara="0" vertOverflow="overflow" horzOverflow="overflow" vert="horz" wrap="square" lIns="91440" tIns="45720" rIns="91440" bIns="45720" numCol="1" spcCol="0" rtlCol="0" fromWordArt="0" anchor="t" anchorCtr="0" forceAA="0" compatLnSpc="1">
+                        <a:noAutofit/>
+                      </wps:bodyPr>
+                    </wps:wsp>
+                  </a:graphicData>
+                </a:graphic>
+              </wp:anchor>
+            </w:drawing>
+          </mc:Choice>
+          <mc:Fallback>
+            <w:pict>
+              <v:shape id="_x0000_s1026" o:spid="_x0000_s1026" o:spt="202" type="#_x0000_t202" style="position:absolute;left:0pt;margin-left:-8.5pt;margin-top:47.25pt;height:102.65pt;width:515.5pt;z-index:251662336;mso-width-relative:page;mso-height-relative:page;" filled="f" stroked="f" coordsize="21600,21600" o:gfxdata="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">
+                <v:fill on="f" focussize="0,0"/>
+                <v:stroke on="f" weight="0.5pt"/>
+                <v:imagedata o:title=""/>
+                <o:lock v:ext="edit" aspectratio="f"/>
+                <v:textbox>
+                  <w:txbxContent>
+                    <w:p>
+                      <w:r>
+                        <w:rPr>
+                          <w:rFonts w:hint="eastAsia" w:ascii="微软雅黑" w:hAnsi="微软雅黑" w:eastAsia="微软雅黑" w:cs="微软雅黑"/>
+                          <w:b w:val="0"/>
+                          <w:bCs w:val="0"/>
+                          <w:color w:val="000000"/>
+                          <w:szCs w:val="21"/>
+                          <w:lang w:val="en-US" w:eastAsia="zh-CN"/>
+                          <w14:textFill>
+                            <w14:solidFill>
+                              <w14:srgbClr w14:val="000000">
+                                <w14:lumMod w14:val="75000"/>
+                                <w14:lumOff w14:val="25000"/>
+                              </w14:srgbClr>
+                            </w14:solidFill>
+                          </w14:textFill>
+                        </w:rPr>
+                        <w:t>{{education}}</w:t>
+                      </w:r>
+                    </w:p>
+                  </w:txbxContent>
+                </v:textbox>
+              </v:shape>
+            </w:pict>
+          </mc:Fallback>
+        </mc:AlternateContent>
+      </w:r>
       <w:r>
         <w:rPr>
           <w:sz w:val="28"/>
@@ -1127,25 +1195,6 @@
           </mc:Fallback>
         </mc:AlternateContent>
       </w:r>
-      <w:r>
-        <w:rPr>
-          <w:rFonts w:hint="eastAsia" w:ascii="微软雅黑" w:hAnsi="微软雅黑" w:eastAsia="微软雅黑" w:cs="微软雅黑"/>
-          <w:b w:val="0"/>
-          <w:bCs w:val="0"/>
-          <w:color w:val="000000"/>
-          <w:szCs w:val="21"/>
-          <w:lang w:val="en-US" w:eastAsia="zh-CN"/>
-          <w14:textFill>
-            <w14:solidFill>
-              <w14:srgbClr w14:val="000000">
-                <w14:lumMod w14:val="75000"/>
-                <w14:lumOff w14:val="25000"/>
-              </w14:srgbClr>
-            </w14:solidFill>
-          </w14:textFill>
-        </w:rPr>
-        <w:t>{{education}}</w:t>
-      </w:r>
     </w:p>
     <w:p>
       <w:pPr>
@@ -1289,6 +1338,124 @@
           </w14:textFill>
         </w:rPr>
       </w:pPr>
+      <w:r>
+        <w:rPr>
+          <w:sz w:val="21"/>
+        </w:rPr>
+        <mc:AlternateContent>
+          <mc:Choice Requires="wps">
+            <w:drawing>
+              <wp:anchor distT="0" distB="0" distL="114300" distR="114300" simplePos="0" relativeHeight="251663360" behindDoc="0" locked="0" layoutInCell="1" allowOverlap="1">
+                <wp:simplePos x="0" y="0"/>
+                <wp:positionH relativeFrom="column">
+                  <wp:posOffset>-128270</wp:posOffset>
+                </wp:positionH>
+                <wp:positionV relativeFrom="paragraph">
+                  <wp:posOffset>375285</wp:posOffset>
+                </wp:positionV>
+                <wp:extent cx="6677660" cy="1299845"/>
+                <wp:effectExtent l="0" t="0" r="2540" b="8255"/>
+                <wp:wrapNone/>
+                <wp:docPr id="12" name="文本框 12"/>
+                <wp:cNvGraphicFramePr/>
+                <a:graphic xmlns:a="http://schemas.openxmlformats.org/drawingml/2006/main">
+                  <a:graphicData uri="http://schemas.microsoft.com/office/word/2010/wordprocessingShape">
+                    <wps:wsp>
+                      <wps:cNvSpPr txBox="1"/>
+                      <wps:spPr>
+                        <a:xfrm>
+                          <a:off x="333375" y="4869180"/>
+                          <a:ext cx="6677660" cy="1299845"/>
+                        </a:xfrm>
+                        <a:prstGeom prst="rect">
+                          <a:avLst/>
+                        </a:prstGeom>
+                        <a:noFill/>
+                        <a:ln w="6350">
+                          <a:noFill/>
+                        </a:ln>
+                      </wps:spPr>
+                      <wps:style>
+                        <a:lnRef idx="0">
+                          <a:schemeClr val="accent1"/>
+                        </a:lnRef>
+                        <a:fillRef idx="0">
+                          <a:schemeClr val="accent1"/>
+                        </a:fillRef>
+                        <a:effectRef idx="0">
+                          <a:schemeClr val="accent1"/>
+                        </a:effectRef>
+                        <a:fontRef idx="minor">
+                          <a:schemeClr val="dk1"/>
+                        </a:fontRef>
+                      </wps:style>
+                      <wps:txbx>
+                        <w:txbxContent>
+                          <w:p>
+                            <w:r>
+                              <w:rPr>
+                                <w:rFonts w:hint="eastAsia" w:ascii="微软雅黑" w:hAnsi="微软雅黑" w:eastAsia="微软雅黑" w:cs="微软雅黑"/>
+                                <w:color w:val="000000"/>
+                                <w:szCs w:val="21"/>
+                                <w:lang w:val="en-US" w:eastAsia="zh-CN"/>
+                                <w14:textFill>
+                                  <w14:solidFill>
+                                    <w14:srgbClr w14:val="000000">
+                                      <w14:lumMod w14:val="85000"/>
+                                      <w14:lumOff w14:val="15000"/>
+                                    </w14:srgbClr>
+                                  </w14:solidFill>
+                                </w14:textFill>
+                              </w:rPr>
+                              <w:t>{{workExperience}}</w:t>
+                            </w:r>
+                          </w:p>
+                        </w:txbxContent>
+                      </wps:txbx>
+                      <wps:bodyPr rot="0" spcFirstLastPara="0" vertOverflow="overflow" horzOverflow="overflow" vert="horz" wrap="square" lIns="91440" tIns="45720" rIns="91440" bIns="45720" numCol="1" spcCol="0" rtlCol="0" fromWordArt="0" anchor="t" anchorCtr="0" forceAA="0" compatLnSpc="1">
+                        <a:noAutofit/>
+                      </wps:bodyPr>
+                    </wps:wsp>
+                  </a:graphicData>
+                </a:graphic>
+              </wp:anchor>
+            </w:drawing>
+          </mc:Choice>
+          <mc:Fallback>
+            <w:pict>
+              <v:shape id="_x0000_s1026" o:spid="_x0000_s1026" o:spt="202" type="#_x0000_t202" style="position:absolute;left:0pt;margin-left:-10.1pt;margin-top:29.55pt;height:102.35pt;width:525.8pt;z-index:251663360;mso-width-relative:page;mso-height-relative:page;" filled="f" stroked="f" coordsize="21600,21600" o:gfxdata="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">
+                <v:fill on="f" focussize="0,0"/>
+                <v:stroke on="f" weight="0.5pt"/>
+                <v:imagedata o:title=""/>
+                <o:lock v:ext="edit" aspectratio="f"/>
+                <v:textbox>
+                  <w:txbxContent>
+                    <w:p>
+                      <w:r>
+                        <w:rPr>
+                          <w:rFonts w:hint="eastAsia" w:ascii="微软雅黑" w:hAnsi="微软雅黑" w:eastAsia="微软雅黑" w:cs="微软雅黑"/>
+                          <w:color w:val="000000"/>
+                          <w:szCs w:val="21"/>
+                          <w:lang w:val="en-US" w:eastAsia="zh-CN"/>
+                          <w14:textFill>
+                            <w14:solidFill>
+                              <w14:srgbClr w14:val="000000">
+                                <w14:lumMod w14:val="85000"/>
+                                <w14:lumOff w14:val="15000"/>
+                              </w14:srgbClr>
+                            </w14:solidFill>
+                          </w14:textFill>
+                        </w:rPr>
+                        <w:t>{{workExperience}}</w:t>
+                      </w:r>
+                    </w:p>
+                  </w:txbxContent>
+                </v:textbox>
+              </v:shape>
+            </w:pict>
+          </mc:Fallback>
+        </mc:AlternateContent>
+      </w:r>
       <w:r>
         <w:rPr>
           <w:sz w:val="28"/>
@@ -1521,23 +1688,6 @@
           </mc:Fallback>
         </mc:AlternateContent>
       </w:r>
-      <w:r>
-        <w:rPr>
-          <w:rFonts w:hint="eastAsia" w:ascii="微软雅黑" w:hAnsi="微软雅黑" w:eastAsia="微软雅黑" w:cs="微软雅黑"/>
-          <w:color w:val="000000"/>
-          <w:szCs w:val="21"/>
-          <w:lang w:val="en-US" w:eastAsia="zh-CN"/>
-          <w14:textFill>
-            <w14:solidFill>
-              <w14:srgbClr w14:val="000000">
-                <w14:lumMod w14:val="85000"/>
-                <w14:lumOff w14:val="15000"/>
-              </w14:srgbClr>
-            </w14:solidFill>
-          </w14:textFill>
-        </w:rPr>
-        <w:t>{{workExperience}}</w:t>
-      </w:r>
     </w:p>
     <w:p>
       <w:pPr>
@@ -1699,6 +1849,104 @@
           </w14:textFill>
         </w:rPr>
       </w:pPr>
+      <w:r>
+        <w:rPr>
+          <w:sz w:val="28"/>
+        </w:rPr>
+        <mc:AlternateContent>
+          <mc:Choice Requires="wps">
+            <w:drawing>
+              <wp:anchor distT="0" distB="0" distL="114300" distR="114300" simplePos="0" relativeHeight="251664384" behindDoc="0" locked="0" layoutInCell="1" allowOverlap="1">
+                <wp:simplePos x="0" y="0"/>
+                <wp:positionH relativeFrom="column">
+                  <wp:posOffset>-56515</wp:posOffset>
+                </wp:positionH>
+                <wp:positionV relativeFrom="paragraph">
+                  <wp:posOffset>466725</wp:posOffset>
+                </wp:positionV>
+                <wp:extent cx="6555105" cy="1321435"/>
+                <wp:effectExtent l="0" t="0" r="10795" b="12065"/>
+                <wp:wrapNone/>
+                <wp:docPr id="24" name="文本框 24"/>
+                <wp:cNvGraphicFramePr/>
+                <a:graphic xmlns:a="http://schemas.openxmlformats.org/drawingml/2006/main">
+                  <a:graphicData uri="http://schemas.microsoft.com/office/word/2010/wordprocessingShape">
+                    <wps:wsp>
+                      <wps:cNvSpPr txBox="1"/>
+                      <wps:spPr>
+                        <a:xfrm>
+                          <a:off x="405130" y="6538595"/>
+                          <a:ext cx="6555105" cy="1321435"/>
+                        </a:xfrm>
+                        <a:prstGeom prst="rect">
+                          <a:avLst/>
+                        </a:prstGeom>
+                        <a:noFill/>
+                        <a:ln w="6350">
+                          <a:noFill/>
+                        </a:ln>
+                      </wps:spPr>
+                      <wps:style>
+                        <a:lnRef idx="0">
+                          <a:schemeClr val="accent1"/>
+                        </a:lnRef>
+                        <a:fillRef idx="0">
+                          <a:schemeClr val="accent1"/>
+                        </a:fillRef>
+                        <a:effectRef idx="0">
+                          <a:schemeClr val="accent1"/>
+                        </a:effectRef>
+                        <a:fontRef idx="minor">
+                          <a:schemeClr val="dk1"/>
+                        </a:fontRef>
+                      </wps:style>
+                      <wps:txbx>
+                        <w:txbxContent>
+                          <w:p>
+                            <w:r>
+                              <w:rPr>
+                                <w:rFonts w:hint="eastAsia"/>
+                                <w:lang w:val="en-US" w:eastAsia="zh-CN"/>
+                              </w:rPr>
+                              <w:t>{{skill}}</w:t>
+                            </w:r>
+                          </w:p>
+                        </w:txbxContent>
+                      </wps:txbx>
+                      <wps:bodyPr rot="0" spcFirstLastPara="0" vertOverflow="overflow" horzOverflow="overflow" vert="horz" wrap="square" lIns="91440" tIns="45720" rIns="91440" bIns="45720" numCol="1" spcCol="0" rtlCol="0" fromWordArt="0" anchor="t" anchorCtr="0" forceAA="0" compatLnSpc="1">
+                        <a:noAutofit/>
+                      </wps:bodyPr>
+                    </wps:wsp>
+                  </a:graphicData>
+                </a:graphic>
+              </wp:anchor>
+            </w:drawing>
+          </mc:Choice>
+          <mc:Fallback>
+            <w:pict>
+              <v:shape id="_x0000_s1026" o:spid="_x0000_s1026" o:spt="202" type="#_x0000_t202" style="position:absolute;left:0pt;margin-left:-4.45pt;margin-top:36.75pt;height:104.05pt;width:516.15pt;z-index:251664384;mso-width-relative:page;mso-height-relative:page;" filled="f" stroked="f" coordsize="21600,21600" o:gfxdata="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">
+                <v:fill on="f" focussize="0,0"/>
+                <v:stroke on="f" weight="0.5pt"/>
+                <v:imagedata o:title=""/>
+                <o:lock v:ext="edit" aspectratio="f"/>
+                <v:textbox>
+                  <w:txbxContent>
+                    <w:p>
+                      <w:r>
+                        <w:rPr>
+                          <w:rFonts w:hint="eastAsia"/>
+                          <w:lang w:val="en-US" w:eastAsia="zh-CN"/>
+                        </w:rPr>
+                        <w:t>{{skill}}</w:t>
+                      </w:r>
+                    </w:p>
+                  </w:txbxContent>
+                </v:textbox>
+              </v:shape>
+            </w:pict>
+          </mc:Fallback>
+        </mc:AlternateContent>
+      </w:r>
       <w:r>
         <w:rPr>
           <w:sz w:val="28"/>
@@ -1946,7 +2194,7 @@
             </w14:solidFill>
           </w14:textFill>
         </w:rPr>
-        <w:t>{{skill}} </w:t>
+        <w:t> </w:t>
       </w:r>
     </w:p>
     <w:p>
@@ -2060,6 +2308,104 @@
           </w14:textFill>
         </w:rPr>
       </w:pPr>
+      <w:r>
+        <w:rPr>
+          <w:sz w:val="28"/>
+        </w:rPr>
+        <mc:AlternateContent>
+          <mc:Choice Requires="wps">
+            <w:drawing>
+              <wp:anchor distT="0" distB="0" distL="114300" distR="114300" simplePos="0" relativeHeight="251665408" behindDoc="0" locked="0" layoutInCell="1" allowOverlap="1">
+                <wp:simplePos x="0" y="0"/>
+                <wp:positionH relativeFrom="column">
+                  <wp:posOffset>-66675</wp:posOffset>
+                </wp:positionH>
+                <wp:positionV relativeFrom="paragraph">
+                  <wp:posOffset>690880</wp:posOffset>
+                </wp:positionV>
+                <wp:extent cx="6729095" cy="1557020"/>
+                <wp:effectExtent l="0" t="0" r="1905" b="5080"/>
+                <wp:wrapNone/>
+                <wp:docPr id="28" name="文本框 28"/>
+                <wp:cNvGraphicFramePr/>
+                <a:graphic xmlns:a="http://schemas.openxmlformats.org/drawingml/2006/main">
+                  <a:graphicData uri="http://schemas.microsoft.com/office/word/2010/wordprocessingShape">
+                    <wps:wsp>
+                      <wps:cNvSpPr txBox="1"/>
+                      <wps:spPr>
+                        <a:xfrm>
+                          <a:off x="394970" y="8463915"/>
+                          <a:ext cx="6729095" cy="1557020"/>
+                        </a:xfrm>
+                        <a:prstGeom prst="rect">
+                          <a:avLst/>
+                        </a:prstGeom>
+                        <a:noFill/>
+                        <a:ln w="6350">
+                          <a:noFill/>
+                        </a:ln>
+                      </wps:spPr>
+                      <wps:style>
+                        <a:lnRef idx="0">
+                          <a:schemeClr val="accent1"/>
+                        </a:lnRef>
+                        <a:fillRef idx="0">
+                          <a:schemeClr val="accent1"/>
+                        </a:fillRef>
+                        <a:effectRef idx="0">
+                          <a:schemeClr val="accent1"/>
+                        </a:effectRef>
+                        <a:fontRef idx="minor">
+                          <a:schemeClr val="dk1"/>
+                        </a:fontRef>
+                      </wps:style>
+                      <wps:txbx>
+                        <w:txbxContent>
+                          <w:p>
+                            <w:r>
+                              <w:rPr>
+                                <w:rFonts w:hint="eastAsia"/>
+                                <w:lang w:val="en-US" w:eastAsia="zh-CN"/>
+                              </w:rPr>
+                              <w:t>{{summary}}</w:t>
+                            </w:r>
+                          </w:p>
+                        </w:txbxContent>
+                      </wps:txbx>
+                      <wps:bodyPr rot="0" spcFirstLastPara="0" vertOverflow="overflow" horzOverflow="overflow" vert="horz" wrap="square" lIns="91440" tIns="45720" rIns="91440" bIns="45720" numCol="1" spcCol="0" rtlCol="0" fromWordArt="0" anchor="t" anchorCtr="0" forceAA="0" compatLnSpc="1">
+                        <a:noAutofit/>
+                      </wps:bodyPr>
+                    </wps:wsp>
+                  </a:graphicData>
+                </a:graphic>
+              </wp:anchor>
+            </w:drawing>
+          </mc:Choice>
+          <mc:Fallback>
+            <w:pict>
+              <v:shape id="_x0000_s1026" o:spid="_x0000_s1026" o:spt="202" type="#_x0000_t202" style="position:absolute;left:0pt;margin-left:-5.25pt;margin-top:54.4pt;height:122.6pt;width:529.85pt;z-index:251665408;mso-width-relative:page;mso-height-relative:page;" filled="f" stroked="f" coordsize="21600,21600" o:gfxdata="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">
+                <v:fill on="f" focussize="0,0"/>
+                <v:stroke on="f" weight="0.5pt"/>
+                <v:imagedata o:title=""/>
+                <o:lock v:ext="edit" aspectratio="f"/>
+                <v:textbox>
+                  <w:txbxContent>
+                    <w:p>
+                      <w:r>
+                        <w:rPr>
+                          <w:rFonts w:hint="eastAsia"/>
+                          <w:lang w:val="en-US" w:eastAsia="zh-CN"/>
+                        </w:rPr>
+                        <w:t>{{summary}}</w:t>
+                      </w:r>
+                    </w:p>
+                  </w:txbxContent>
+                </v:textbox>
+              </v:shape>
+            </w:pict>
+          </mc:Fallback>
+        </mc:AlternateContent>
+      </w:r>
       <w:r>
         <w:rPr>
           <w:sz w:val="28"/>
@@ -2291,24 +2637,6 @@
             </w:pict>
           </mc:Fallback>
         </mc:AlternateContent>
-      </w:r>
-      <w:r>
-        <w:rPr>
-          <w:rFonts w:hint="eastAsia" w:ascii="微软雅黑" w:hAnsi="微软雅黑" w:eastAsia="微软雅黑" w:cs="微软雅黑"/>
-          <w:color w:val="000000"/>
-          <w:szCs w:val="21"/>
-          <w:shd w:val="clear" w:color="auto" w:fill="FFFFFF"/>
-          <w:lang w:val="en-US" w:eastAsia="zh-CN"/>
-          <w14:textFill>
-            <w14:solidFill>
-              <w14:srgbClr w14:val="000000">
-                <w14:lumMod w14:val="75000"/>
-                <w14:lumOff w14:val="25000"/>
-              </w14:srgbClr>
-            </w14:solidFill>
-          </w14:textFill>
-        </w:rPr>
-        <w:t>{{summary}}</w:t>
       </w:r>
     </w:p>
     <w:p>
@@ -2697,7 +3025,7 @@
     <w:lsdException w:unhideWhenUsed="0" w:uiPriority="0" w:semiHidden="0" w:name="footnote text"/>
     <w:lsdException w:unhideWhenUsed="0" w:uiPriority="0" w:semiHidden="0" w:name="annotation text"/>
     <w:lsdException w:qFormat="1" w:unhideWhenUsed="0" w:uiPriority="0" w:semiHidden="0" w:name="header"/>
-    <w:lsdException w:unhideWhenUsed="0" w:uiPriority="0" w:semiHidden="0" w:name="footer"/>
+    <w:lsdException w:qFormat="1" w:unhideWhenUsed="0" w:uiPriority="0" w:semiHidden="0" w:name="footer"/>
     <w:lsdException w:unhideWhenUsed="0" w:uiPriority="0" w:semiHidden="0" w:name="index heading"/>
     <w:lsdException w:qFormat="1" w:uiPriority="0" w:name="caption"/>
     <w:lsdException w:unhideWhenUsed="0" w:uiPriority="0" w:semiHidden="0" w:name="table of figures"/>
@@ -2958,6 +3286,7 @@
   <w:style w:type="paragraph" w:styleId="2">
     <w:name w:val="footer"/>
     <w:basedOn w:val="1"/>
+    <w:qFormat/>
     <w:uiPriority w:val="0"/>
     <w:pPr>
       <w:tabs>

--- a/server/src/main/resources/templates/resumes/simple/template.docx
+++ b/server/src/main/resources/templates/resumes/simple/template.docx
@@ -34,11 +34,113 @@
           <w:sz w:val="21"/>
         </w:rPr>
         <mc:AlternateContent>
+          <mc:Choice Requires="wps">
+            <w:drawing>
+              <wp:anchor distT="0" distB="0" distL="114300" distR="114300" simplePos="0" relativeHeight="251661312" behindDoc="0" locked="0" layoutInCell="1" allowOverlap="1">
+                <wp:simplePos x="0" y="0"/>
+                <wp:positionH relativeFrom="column">
+                  <wp:posOffset>5268595</wp:posOffset>
+                </wp:positionH>
+                <wp:positionV relativeFrom="paragraph">
+                  <wp:posOffset>-351790</wp:posOffset>
+                </wp:positionV>
+                <wp:extent cx="1273810" cy="1541780"/>
+                <wp:effectExtent l="4445" t="4445" r="17145" b="15875"/>
+                <wp:wrapNone/>
+                <wp:docPr id="3" name="文本框 3"/>
+                <wp:cNvGraphicFramePr/>
+                <a:graphic xmlns:a="http://schemas.openxmlformats.org/drawingml/2006/main">
+                  <a:graphicData uri="http://schemas.microsoft.com/office/word/2010/wordprocessingShape">
+                    <wps:wsp>
+                      <wps:cNvSpPr txBox="1"/>
+                      <wps:spPr>
+                        <a:xfrm>
+                          <a:off x="6316980" y="1819275"/>
+                          <a:ext cx="1273810" cy="1541780"/>
+                        </a:xfrm>
+                        <a:prstGeom prst="rect">
+                          <a:avLst/>
+                        </a:prstGeom>
+                        <a:solidFill>
+                          <a:schemeClr val="lt1"/>
+                        </a:solidFill>
+                        <a:ln w="6350">
+                          <a:solidFill>
+                            <a:prstClr val="black"/>
+                          </a:solidFill>
+                        </a:ln>
+                      </wps:spPr>
+                      <wps:style>
+                        <a:lnRef idx="0">
+                          <a:schemeClr val="accent1"/>
+                        </a:lnRef>
+                        <a:fillRef idx="0">
+                          <a:schemeClr val="accent1"/>
+                        </a:fillRef>
+                        <a:effectRef idx="0">
+                          <a:schemeClr val="accent1"/>
+                        </a:effectRef>
+                        <a:fontRef idx="minor">
+                          <a:schemeClr val="dk1"/>
+                        </a:fontRef>
+                      </wps:style>
+                      <wps:txbx>
+                        <w:txbxContent>
+                          <w:p>
+                            <w:r>
+                              <w:rPr>
+                                <w:rFonts w:hint="eastAsia"/>
+                              </w:rPr>
+                              <w:t>{{@photo}}</w:t>
+                            </w:r>
+                          </w:p>
+                          <w:p/>
+                        </w:txbxContent>
+                      </wps:txbx>
+                      <wps:bodyPr rot="0" spcFirstLastPara="0" vertOverflow="overflow" horzOverflow="overflow" vert="horz" wrap="square" lIns="91440" tIns="45720" rIns="91440" bIns="45720" numCol="1" spcCol="0" rtlCol="0" fromWordArt="0" anchor="t" anchorCtr="0" forceAA="0" compatLnSpc="1">
+                        <a:noAutofit/>
+                      </wps:bodyPr>
+                    </wps:wsp>
+                  </a:graphicData>
+                </a:graphic>
+              </wp:anchor>
+            </w:drawing>
+          </mc:Choice>
+          <mc:Fallback>
+            <w:pict>
+              <v:shape id="_x0000_s1026" o:spid="_x0000_s1026" o:spt="202" type="#_x0000_t202" style="position:absolute;left:0pt;margin-left:414.85pt;margin-top:-27.7pt;height:121.4pt;width:100.3pt;z-index:251661312;mso-width-relative:page;mso-height-relative:page;" fillcolor="#FFFFFF [3201]" filled="t" stroked="t" coordsize="21600,21600" o:gfxdata="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">
+                <v:fill on="t" focussize="0,0"/>
+                <v:stroke weight="0.5pt" color="#000000 [3204]" joinstyle="round"/>
+                <v:imagedata o:title=""/>
+                <o:lock v:ext="edit" aspectratio="f"/>
+                <v:textbox>
+                  <w:txbxContent>
+                    <w:p>
+                      <w:r>
+                        <w:rPr>
+                          <w:rFonts w:hint="eastAsia"/>
+                        </w:rPr>
+                        <w:t>{{@photo}}</w:t>
+                      </w:r>
+                    </w:p>
+                    <w:p/>
+                  </w:txbxContent>
+                </v:textbox>
+              </v:shape>
+            </w:pict>
+          </mc:Fallback>
+        </mc:AlternateContent>
+      </w:r>
+      <w:r>
+        <w:rPr>
+          <w:sz w:val="21"/>
+        </w:rPr>
+        <mc:AlternateContent>
           <mc:Choice Requires="wpg">
             <w:drawing>
               <wp:inline distT="0" distB="0" distL="114300" distR="114300">
-                <wp:extent cx="6545580" cy="291465"/>
-                <wp:effectExtent l="0" t="0" r="0" b="0"/>
+                <wp:extent cx="6499860" cy="311150"/>
+                <wp:effectExtent l="0" t="0" r="2540" b="6350"/>
                 <wp:docPr id="1" name="组合 1"/>
                 <wp:cNvGraphicFramePr/>
                 <a:graphic xmlns:a="http://schemas.openxmlformats.org/drawingml/2006/main">
@@ -48,9 +150,9 @@
                       <wpg:grpSpPr>
                         <a:xfrm>
                           <a:off x="0" y="0"/>
-                          <a:ext cx="6545580" cy="291465"/>
-                          <a:chOff x="6499" y="1455"/>
-                          <a:chExt cx="10308" cy="459"/>
+                          <a:ext cx="6499860" cy="311150"/>
+                          <a:chOff x="6478" y="1094"/>
+                          <a:chExt cx="10236" cy="490"/>
                         </a:xfrm>
                       </wpg:grpSpPr>
                       <wps:wsp>
@@ -58,7 +160,7 @@
                         <wps:cNvSpPr/>
                         <wps:spPr>
                           <a:xfrm>
-                            <a:off x="6766" y="1455"/>
+                            <a:off x="6673" y="1094"/>
                             <a:ext cx="10041" cy="454"/>
                           </a:xfrm>
                           <a:prstGeom prst="rect">
@@ -128,7 +230,7 @@
                         <wps:cNvSpPr/>
                         <wps:spPr>
                           <a:xfrm>
-                            <a:off x="6499" y="1460"/>
+                            <a:off x="6478" y="1130"/>
                             <a:ext cx="545" cy="454"/>
                           </a:xfrm>
                           <a:prstGeom prst="rect">
@@ -163,7 +265,7 @@
                         </pic:blipFill>
                         <pic:spPr>
                           <a:xfrm>
-                            <a:off x="6650" y="1570"/>
+                            <a:off x="6660" y="1229"/>
                             <a:ext cx="236" cy="236"/>
                           </a:xfrm>
                           <a:prstGeom prst="rect">
@@ -179,9 +281,9 @@
           </mc:Choice>
           <mc:Fallback>
             <w:pict>
-              <v:group id="_x0000_s1026" o:spid="_x0000_s1026" o:spt="203" style="height:22.95pt;width:515.4pt;" coordorigin="6499,1455" coordsize="10308,459" o:gfxdata="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">
+              <v:group id="_x0000_s1026" o:spid="_x0000_s1026" o:spt="203" style="height:24.5pt;width:511.8pt;" coordorigin="6478,1094" coordsize="10236,490" o:gfxdata="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">
                 <o:lock v:ext="edit" aspectratio="f"/>
-                <v:rect id="Rectangle 73_637909155400200689_0" o:spid="_x0000_s1026" o:spt="1" style="position:absolute;left:6766;top:1455;height:454;width:10041;mso-wrap-style:none;v-text-anchor:middle;" fillcolor="#FFFFFF [3212]" filled="t" stroked="f" coordsize="21600,21600" o:gfxdata="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">
+                <v:rect id="Rectangle 73_637909155400200689_0" o:spid="_x0000_s1026" o:spt="1" style="position:absolute;left:6673;top:1094;height:454;width:10041;mso-wrap-style:none;v-text-anchor:middle;" fillcolor="#FFFFFF [3212]" filled="t" stroked="f" coordsize="21600,21600" o:gfxdata="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">
                   <v:fill on="t" focussize="0,0"/>
                   <v:stroke on="f" weight="1pt" miterlimit="8" joinstyle="miter"/>
                   <v:imagedata o:title=""/>
@@ -232,13 +334,13 @@
                     </w:txbxContent>
                   </v:textbox>
                 </v:rect>
-                <v:rect id="菱形 79_637909155401667792_2" o:spid="_x0000_s1026" o:spt="1" style="position:absolute;left:6499;top:1460;height:454;width:545;v-text-anchor:middle;" fillcolor="#333C45" filled="t" stroked="f" coordsize="21600,21600" o:gfxdata="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">
+                <v:rect id="菱形 79_637909155401667792_2" o:spid="_x0000_s1026" o:spt="1" style="position:absolute;left:6478;top:1130;height:454;width:545;v-text-anchor:middle;" fillcolor="#333C45" filled="t" stroked="f" coordsize="21600,21600" o:gfxdata="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">
                   <v:fill on="t" focussize="0,0"/>
                   <v:stroke on="f" weight="1pt" miterlimit="8" joinstyle="miter"/>
                   <v:imagedata o:title=""/>
                   <o:lock v:ext="edit" aspectratio="f"/>
                 </v:rect>
-                <v:shape id="Picture 65_637909155428424813_1" o:spid="_x0000_s1026" o:spt="75" alt="姓名" type="#_x0000_t75" style="position:absolute;left:6650;top:1570;height:236;width:236;" filled="f" o:preferrelative="t" stroked="f" coordsize="21600,21600" o:gfxdata="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">
+                <v:shape id="Picture 65_637909155428424813_1" o:spid="_x0000_s1026" o:spt="75" alt="姓名" type="#_x0000_t75" style="position:absolute;left:6660;top:1229;height:236;width:236;" filled="f" o:preferrelative="t" stroked="f" coordsize="21600,21600" o:gfxdata="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">
                   <v:fill on="f" focussize="0,0"/>
                   <v:stroke on="f"/>
                   <v:imagedata r:id="rId6" o:title=""/>
@@ -251,6 +353,8 @@
           </mc:Fallback>
         </mc:AlternateContent>
       </w:r>
+      <w:bookmarkStart w:id="0" w:name="_GoBack"/>
+      <w:bookmarkEnd w:id="0"/>
     </w:p>
     <w:p>
       <w:pPr>
@@ -285,161 +389,6 @@
           </w14:textFill>
         </w:rPr>
       </w:pPr>
-      <w:bookmarkStart w:id="0" w:name="_GoBack"/>
-      <w:bookmarkEnd w:id="0"/>
-      <w:r>
-        <w:rPr>
-          <w:sz w:val="21"/>
-        </w:rPr>
-        <mc:AlternateContent>
-          <mc:Choice Requires="wps">
-            <w:drawing>
-              <wp:anchor distT="0" distB="0" distL="114300" distR="114300" simplePos="0" relativeHeight="251661312" behindDoc="0" locked="0" layoutInCell="1" allowOverlap="1">
-                <wp:simplePos x="0" y="0"/>
-                <wp:positionH relativeFrom="column">
-                  <wp:posOffset>5327015</wp:posOffset>
-                </wp:positionH>
-                <wp:positionV relativeFrom="paragraph">
-                  <wp:posOffset>113665</wp:posOffset>
-                </wp:positionV>
-                <wp:extent cx="1273810" cy="1541780"/>
-                <wp:effectExtent l="4445" t="4445" r="17145" b="15875"/>
-                <wp:wrapNone/>
-                <wp:docPr id="3" name="文本框 3"/>
-                <wp:cNvGraphicFramePr/>
-                <a:graphic xmlns:a="http://schemas.openxmlformats.org/drawingml/2006/main">
-                  <a:graphicData uri="http://schemas.microsoft.com/office/word/2010/wordprocessingShape">
-                    <wps:wsp>
-                      <wps:cNvSpPr txBox="1"/>
-                      <wps:spPr>
-                        <a:xfrm>
-                          <a:off x="6316980" y="1819275"/>
-                          <a:ext cx="1273810" cy="1541780"/>
-                        </a:xfrm>
-                        <a:prstGeom prst="rect">
-                          <a:avLst/>
-                        </a:prstGeom>
-                        <a:solidFill>
-                          <a:schemeClr val="lt1"/>
-                        </a:solidFill>
-                        <a:ln w="6350">
-                          <a:solidFill>
-                            <a:prstClr val="black"/>
-                          </a:solidFill>
-                        </a:ln>
-                      </wps:spPr>
-                      <wps:style>
-                        <a:lnRef idx="0">
-                          <a:schemeClr val="accent1"/>
-                        </a:lnRef>
-                        <a:fillRef idx="0">
-                          <a:schemeClr val="accent1"/>
-                        </a:fillRef>
-                        <a:effectRef idx="0">
-                          <a:schemeClr val="accent1"/>
-                        </a:effectRef>
-                        <a:fontRef idx="minor">
-                          <a:schemeClr val="dk1"/>
-                        </a:fontRef>
-                      </wps:style>
-                      <wps:txbx>
-                        <w:txbxContent>
-                          <w:p>
-                            <w:r>
-                              <w:rPr>
-                                <w:rFonts w:hint="eastAsia"/>
-                              </w:rPr>
-                              <w:t>{{@photo}}</w:t>
-                            </w:r>
-                          </w:p>
-                          <w:p/>
-                        </w:txbxContent>
-                      </wps:txbx>
-                      <wps:bodyPr rot="0" spcFirstLastPara="0" vertOverflow="overflow" horzOverflow="overflow" vert="horz" wrap="square" lIns="91440" tIns="45720" rIns="91440" bIns="45720" numCol="1" spcCol="0" rtlCol="0" fromWordArt="0" anchor="t" anchorCtr="0" forceAA="0" compatLnSpc="1">
-                        <a:noAutofit/>
-                      </wps:bodyPr>
-                    </wps:wsp>
-                  </a:graphicData>
-                </a:graphic>
-              </wp:anchor>
-            </w:drawing>
-          </mc:Choice>
-          <mc:Fallback>
-            <w:pict>
-              <v:shape id="_x0000_s1026" o:spid="_x0000_s1026" o:spt="202" type="#_x0000_t202" style="position:absolute;left:0pt;margin-left:419.45pt;margin-top:8.95pt;height:121.4pt;width:100.3pt;z-index:251661312;mso-width-relative:page;mso-height-relative:page;" fillcolor="#FFFFFF [3201]" filled="t" stroked="t" coordsize="21600,21600" o:gfxdata="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">
-                <v:fill on="t" focussize="0,0"/>
-                <v:stroke weight="0.5pt" color="#000000 [3204]" joinstyle="round"/>
-                <v:imagedata o:title=""/>
-                <o:lock v:ext="edit" aspectratio="f"/>
-                <v:textbox>
-                  <w:txbxContent>
-                    <w:p>
-                      <w:r>
-                        <w:rPr>
-                          <w:rFonts w:hint="eastAsia"/>
-                        </w:rPr>
-                        <w:t>{{@photo}}</w:t>
-                      </w:r>
-                    </w:p>
-                    <w:p/>
-                  </w:txbxContent>
-                </v:textbox>
-              </v:shape>
-            </w:pict>
-          </mc:Fallback>
-        </mc:AlternateContent>
-      </w:r>
-      <w:r>
-        <w:rPr>
-          <w:sz w:val="28"/>
-          <w:szCs w:val="28"/>
-        </w:rPr>
-        <w:drawing>
-          <wp:anchor distT="0" distB="0" distL="114300" distR="114300" simplePos="0" relativeHeight="251660288" behindDoc="0" locked="0" layoutInCell="1" allowOverlap="1">
-            <wp:simplePos x="0" y="0"/>
-            <wp:positionH relativeFrom="column">
-              <wp:posOffset>5402580</wp:posOffset>
-            </wp:positionH>
-            <wp:positionV relativeFrom="paragraph">
-              <wp:posOffset>128905</wp:posOffset>
-            </wp:positionV>
-            <wp:extent cx="1021080" cy="1343025"/>
-            <wp:effectExtent l="0" t="0" r="7620" b="8890"/>
-            <wp:wrapNone/>
-            <wp:docPr id="273" name="图片 273" descr="图片97"/>
-            <wp:cNvGraphicFramePr>
-              <a:graphicFrameLocks xmlns:a="http://schemas.openxmlformats.org/drawingml/2006/main" noChangeAspect="1"/>
-            </wp:cNvGraphicFramePr>
-            <a:graphic xmlns:a="http://schemas.openxmlformats.org/drawingml/2006/main">
-              <a:graphicData uri="http://schemas.openxmlformats.org/drawingml/2006/picture">
-                <pic:pic xmlns:pic="http://schemas.openxmlformats.org/drawingml/2006/picture">
-                  <pic:nvPicPr>
-                    <pic:cNvPr id="273" name="图片 273" descr="图片97"/>
-                    <pic:cNvPicPr>
-                      <a:picLocks noChangeAspect="1"/>
-                    </pic:cNvPicPr>
-                  </pic:nvPicPr>
-                  <pic:blipFill>
-                    <a:blip r:embed="rId7"/>
-                    <a:stretch>
-                      <a:fillRect/>
-                    </a:stretch>
-                  </pic:blipFill>
-                  <pic:spPr>
-                    <a:xfrm>
-                      <a:off x="0" y="0"/>
-                      <a:ext cx="1021080" cy="1343025"/>
-                    </a:xfrm>
-                    <a:prstGeom prst="rect">
-                      <a:avLst/>
-                    </a:prstGeom>
-                  </pic:spPr>
-                </pic:pic>
-              </a:graphicData>
-            </a:graphic>
-          </wp:anchor>
-        </w:drawing>
-      </w:r>
       <w:r>
         <w:rPr>
           <w:rFonts w:hint="eastAsia" w:ascii="微软雅黑" w:hAnsi="微软雅黑" w:eastAsia="微软雅黑" w:cs="微软雅黑"/>
@@ -854,10 +803,10 @@
                   <wp:posOffset>-107950</wp:posOffset>
                 </wp:positionH>
                 <wp:positionV relativeFrom="paragraph">
-                  <wp:posOffset>600075</wp:posOffset>
+                  <wp:posOffset>521970</wp:posOffset>
                 </wp:positionV>
-                <wp:extent cx="6546850" cy="1303655"/>
-                <wp:effectExtent l="0" t="0" r="6350" b="4445"/>
+                <wp:extent cx="6546850" cy="1737995"/>
+                <wp:effectExtent l="0" t="0" r="0" b="0"/>
                 <wp:wrapNone/>
                 <wp:docPr id="4" name="文本框 4"/>
                 <wp:cNvGraphicFramePr/>
@@ -868,7 +817,7 @@
                       <wps:spPr>
                         <a:xfrm>
                           <a:off x="353695" y="3445510"/>
-                          <a:ext cx="6546850" cy="1303655"/>
+                          <a:ext cx="6546850" cy="1737995"/>
                         </a:xfrm>
                         <a:prstGeom prst="rect">
                           <a:avLst/>
@@ -895,9 +844,15 @@
                       <wps:txbx>
                         <w:txbxContent>
                           <w:p>
+                            <w:pPr>
+                              <w:jc w:val="left"/>
+                              <w:rPr>
+                                <w:rFonts w:hint="default" w:asciiTheme="minorAscii" w:hAnsiTheme="minorAscii"/>
+                              </w:rPr>
+                            </w:pPr>
                             <w:r>
                               <w:rPr>
-                                <w:rFonts w:hint="eastAsia" w:ascii="微软雅黑" w:hAnsi="微软雅黑" w:eastAsia="微软雅黑" w:cs="微软雅黑"/>
+                                <w:rFonts w:hint="default" w:eastAsia="微软雅黑" w:cs="微软雅黑" w:asciiTheme="minorAscii" w:hAnsiTheme="minorAscii"/>
                                 <w:b w:val="0"/>
                                 <w:bCs w:val="0"/>
                                 <w:color w:val="000000"/>
@@ -928,7 +883,7 @@
           </mc:Choice>
           <mc:Fallback>
             <w:pict>
-              <v:shape id="_x0000_s1026" o:spid="_x0000_s1026" o:spt="202" type="#_x0000_t202" style="position:absolute;left:0pt;margin-left:-8.5pt;margin-top:47.25pt;height:102.65pt;width:515.5pt;z-index:251662336;mso-width-relative:page;mso-height-relative:page;" filled="f" stroked="f" coordsize="21600,21600" o:gfxdata="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">
+              <v:shape id="_x0000_s1026" o:spid="_x0000_s1026" o:spt="202" type="#_x0000_t202" style="position:absolute;left:0pt;margin-left:-8.5pt;margin-top:41.1pt;height:136.85pt;width:515.5pt;z-index:251662336;mso-width-relative:page;mso-height-relative:page;" filled="f" stroked="f" coordsize="21600,21600" o:gfxdata="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">
                 <v:fill on="f" focussize="0,0"/>
                 <v:stroke on="f" weight="0.5pt"/>
                 <v:imagedata o:title=""/>
@@ -936,9 +891,15 @@
                 <v:textbox>
                   <w:txbxContent>
                     <w:p>
+                      <w:pPr>
+                        <w:jc w:val="left"/>
+                        <w:rPr>
+                          <w:rFonts w:hint="default" w:asciiTheme="minorAscii" w:hAnsiTheme="minorAscii"/>
+                        </w:rPr>
+                      </w:pPr>
                       <w:r>
                         <w:rPr>
-                          <w:rFonts w:hint="eastAsia" w:ascii="微软雅黑" w:hAnsi="微软雅黑" w:eastAsia="微软雅黑" w:cs="微软雅黑"/>
+                          <w:rFonts w:hint="default" w:eastAsia="微软雅黑" w:cs="微软雅黑" w:asciiTheme="minorAscii" w:hAnsiTheme="minorAscii"/>
                           <w:b w:val="0"/>
                           <w:bCs w:val="0"/>
                           <w:color w:val="000000"/>
@@ -971,9 +932,9 @@
           <mc:Choice Requires="wpg">
             <w:drawing>
               <wp:inline distT="0" distB="0" distL="114300" distR="114300">
-                <wp:extent cx="6545580" cy="291465"/>
-                <wp:effectExtent l="0" t="0" r="7620" b="13335"/>
-                <wp:docPr id="11" name="组合 11"/>
+                <wp:extent cx="6567170" cy="291465"/>
+                <wp:effectExtent l="0" t="0" r="11430" b="635"/>
+                <wp:docPr id="50" name="组合 50"/>
                 <wp:cNvGraphicFramePr/>
                 <a:graphic xmlns:a="http://schemas.openxmlformats.org/drawingml/2006/main">
                   <a:graphicData uri="http://schemas.microsoft.com/office/word/2010/wordprocessingGroup">
@@ -982,20 +943,20 @@
                       <wpg:grpSpPr>
                         <a:xfrm>
                           <a:off x="0" y="0"/>
-                          <a:ext cx="6545580" cy="291465"/>
+                          <a:ext cx="6566949" cy="291465"/>
                           <a:chOff x="6489" y="4713"/>
-                          <a:chExt cx="10308" cy="459"/>
+                          <a:chExt cx="9746" cy="459"/>
                         </a:xfrm>
                       </wpg:grpSpPr>
                       <wpg:grpSp>
-                        <wpg:cNvPr id="6" name="组合 6"/>
+                        <wpg:cNvPr id="51" name="组合 6"/>
                         <wpg:cNvGrpSpPr/>
                         <wpg:grpSpPr>
                           <a:xfrm>
                             <a:off x="6489" y="4713"/>
-                            <a:ext cx="10308" cy="459"/>
+                            <a:ext cx="9746" cy="459"/>
                             <a:chOff x="6499" y="1455"/>
-                            <a:chExt cx="10308" cy="459"/>
+                            <a:chExt cx="9746" cy="459"/>
                           </a:xfrm>
                         </wpg:grpSpPr>
                         <wps:wsp>
@@ -1004,7 +965,7 @@
                           <wps:spPr>
                             <a:xfrm>
                               <a:off x="6766" y="1455"/>
-                              <a:ext cx="10041" cy="454"/>
+                              <a:ext cx="9479" cy="454"/>
                             </a:xfrm>
                             <a:prstGeom prst="rect">
                               <a:avLst/>
@@ -1034,7 +995,7 @@
                                   <w:bidi w:val="0"/>
                                   <w:adjustRightInd w:val="0"/>
                                   <w:snapToGrid w:val="0"/>
-                                  <w:jc w:val="center"/>
+                                  <w:jc w:val="left"/>
                                   <w:textAlignment w:val="center"/>
                                   <w:rPr>
                                     <w:rFonts w:hint="eastAsia" w:ascii="微软雅黑" w:hAnsi="微软雅黑" w:eastAsia="微软雅黑" w:cs="微软雅黑"/>
@@ -1061,7 +1022,7 @@
                               </w:p>
                             </w:txbxContent>
                           </wps:txbx>
-                          <wps:bodyPr rot="0" spcFirstLastPara="0" vertOverflow="overflow" horzOverflow="overflow" vert="horz" wrap="none" lIns="792000" tIns="0" rIns="4860000" bIns="0" numCol="1" spcCol="0" rtlCol="0" fromWordArt="0" anchor="ctr" anchorCtr="0" forceAA="0" compatLnSpc="1">
+                          <wps:bodyPr rot="0" spcFirstLastPara="0" vertOverflow="overflow" horzOverflow="overflow" vert="horz" wrap="square" lIns="792000" tIns="0" rIns="4860000" bIns="0" numCol="1" spcCol="0" rtlCol="0" fromWordArt="0" anchor="ctr" anchorCtr="0" forceAA="0" compatLnSpc="1">
                             <a:noAutofit/>
                           </wps:bodyPr>
                         </wps:wsp>
@@ -1099,7 +1060,7 @@
                           </pic:cNvPicPr>
                         </pic:nvPicPr>
                         <pic:blipFill>
-                          <a:blip r:embed="rId8"/>
+                          <a:blip r:embed="rId7"/>
                           <a:srcRect/>
                           <a:stretch>
                             <a:fillRect/>
@@ -1123,11 +1084,11 @@
           </mc:Choice>
           <mc:Fallback>
             <w:pict>
-              <v:group id="_x0000_s1026" o:spid="_x0000_s1026" o:spt="203" style="height:22.95pt;width:515.4pt;" coordorigin="6489,4713" coordsize="10308,459" o:gfxdata="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">
+              <v:group id="_x0000_s1026" o:spid="_x0000_s1026" o:spt="203" style="height:22.95pt;width:517.1pt;" coordorigin="6489,4713" coordsize="9746,459" o:gfxdata="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">
                 <o:lock v:ext="edit" aspectratio="f"/>
-                <v:group id="_x0000_s1026" o:spid="_x0000_s1026" o:spt="203" style="position:absolute;left:6489;top:4713;height:459;width:10308;" coordorigin="6499,1455" coordsize="10308,459" o:gfxdata="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">
+                <v:group id="组合 6" o:spid="_x0000_s1026" o:spt="203" style="position:absolute;left:6489;top:4713;height:459;width:9746;" coordorigin="6499,1455" coordsize="9746,459" o:gfxdata="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">
                   <o:lock v:ext="edit" aspectratio="f"/>
-                  <v:rect id="Rectangle 73_637909155400200689_0" o:spid="_x0000_s1026" o:spt="1" style="position:absolute;left:6766;top:1455;height:454;width:10041;mso-wrap-style:none;v-text-anchor:middle;" fillcolor="#FFFFFF [3212]" filled="t" stroked="f" coordsize="21600,21600" o:gfxdata="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">
+                  <v:rect id="Rectangle 73_637909155400200689_0" o:spid="_x0000_s1026" o:spt="1" style="position:absolute;left:6766;top:1455;height:454;width:9479;v-text-anchor:middle;" fillcolor="#FFFFFF [3212]" filled="t" stroked="f" coordsize="21600,21600" o:gfxdata="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">
                     <v:fill on="t" focussize="0,0"/>
                     <v:stroke on="f" weight="1pt" miterlimit="8" joinstyle="miter"/>
                     <v:imagedata o:title=""/>
@@ -1147,7 +1108,7 @@
                             <w:bidi w:val="0"/>
                             <w:adjustRightInd w:val="0"/>
                             <w:snapToGrid w:val="0"/>
-                            <w:jc w:val="center"/>
+                            <w:jc w:val="left"/>
                             <w:textAlignment w:val="center"/>
                             <w:rPr>
                               <w:rFonts w:hint="eastAsia" w:ascii="微软雅黑" w:hAnsi="微软雅黑" w:eastAsia="微软雅黑" w:cs="微软雅黑"/>
@@ -1185,7 +1146,7 @@
                 <v:shape id="图片 65_637909155438189549_13" o:spid="_x0000_s1026" o:spt="75" alt="D:\Word简历设计\2020.04.22-1\images\教育.png教育" type="#_x0000_t75" style="position:absolute;left:6615;top:4840;height:203;width:270;" filled="f" o:preferrelative="t" stroked="f" coordsize="21600,21600" o:gfxdata="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">
                   <v:fill on="f" focussize="0,0"/>
                   <v:stroke on="f"/>
-                  <v:imagedata r:id="rId8" o:title=""/>
+                  <v:imagedata r:id="rId7" o:title=""/>
                   <o:lock v:ext="edit" aspectratio="t"/>
                 </v:shape>
                 <w10:wrap type="none"/>
@@ -1338,6 +1299,40 @@
           </w14:textFill>
         </w:rPr>
       </w:pPr>
+    </w:p>
+    <w:p>
+      <w:pPr>
+        <w:keepNext w:val="0"/>
+        <w:keepLines w:val="0"/>
+        <w:pageBreakBefore w:val="0"/>
+        <w:widowControl w:val="0"/>
+        <w:kinsoku/>
+        <w:wordWrap/>
+        <w:overflowPunct/>
+        <w:topLinePunct w:val="0"/>
+        <w:autoSpaceDE/>
+        <w:autoSpaceDN/>
+        <w:bidi w:val="0"/>
+        <w:adjustRightInd w:val="0"/>
+        <w:snapToGrid w:val="0"/>
+        <w:spacing w:line="360" w:lineRule="auto"/>
+        <w:jc w:val="left"/>
+        <w:textAlignment w:val="auto"/>
+        <w:rPr>
+          <w:rFonts w:hint="eastAsia" w:ascii="微软雅黑" w:hAnsi="微软雅黑" w:eastAsia="微软雅黑" w:cs="微软雅黑"/>
+          <w:color w:val="000000"/>
+          <w:szCs w:val="21"/>
+          <w:lang w:val="en-US" w:eastAsia="zh-CN"/>
+          <w14:textFill>
+            <w14:solidFill>
+              <w14:srgbClr w14:val="000000">
+                <w14:lumMod w14:val="85000"/>
+                <w14:lumOff w14:val="15000"/>
+              </w14:srgbClr>
+            </w14:solidFill>
+          </w14:textFill>
+        </w:rPr>
+      </w:pPr>
       <w:r>
         <w:rPr>
           <w:sz w:val="21"/>
@@ -1351,10 +1346,10 @@
                   <wp:posOffset>-128270</wp:posOffset>
                 </wp:positionH>
                 <wp:positionV relativeFrom="paragraph">
-                  <wp:posOffset>375285</wp:posOffset>
+                  <wp:posOffset>431165</wp:posOffset>
                 </wp:positionV>
-                <wp:extent cx="6677660" cy="1299845"/>
-                <wp:effectExtent l="0" t="0" r="2540" b="8255"/>
+                <wp:extent cx="6677660" cy="2144395"/>
+                <wp:effectExtent l="0" t="0" r="0" b="0"/>
                 <wp:wrapNone/>
                 <wp:docPr id="12" name="文本框 12"/>
                 <wp:cNvGraphicFramePr/>
@@ -1365,7 +1360,7 @@
                       <wps:spPr>
                         <a:xfrm>
                           <a:off x="333375" y="4869180"/>
-                          <a:ext cx="6677660" cy="1299845"/>
+                          <a:ext cx="6677660" cy="2144395"/>
                         </a:xfrm>
                         <a:prstGeom prst="rect">
                           <a:avLst/>
@@ -1392,9 +1387,14 @@
                       <wps:txbx>
                         <w:txbxContent>
                           <w:p>
+                            <w:pPr>
+                              <w:rPr>
+                                <w:rFonts w:hint="default" w:asciiTheme="minorAscii" w:hAnsiTheme="minorAscii"/>
+                              </w:rPr>
+                            </w:pPr>
                             <w:r>
                               <w:rPr>
-                                <w:rFonts w:hint="eastAsia" w:ascii="微软雅黑" w:hAnsi="微软雅黑" w:eastAsia="微软雅黑" w:cs="微软雅黑"/>
+                                <w:rFonts w:hint="default" w:eastAsia="微软雅黑" w:cs="微软雅黑" w:asciiTheme="minorAscii" w:hAnsiTheme="minorAscii"/>
                                 <w:color w:val="000000"/>
                                 <w:szCs w:val="21"/>
                                 <w:lang w:val="en-US" w:eastAsia="zh-CN"/>
@@ -1423,7 +1423,7 @@
           </mc:Choice>
           <mc:Fallback>
             <w:pict>
-              <v:shape id="_x0000_s1026" o:spid="_x0000_s1026" o:spt="202" type="#_x0000_t202" style="position:absolute;left:0pt;margin-left:-10.1pt;margin-top:29.55pt;height:102.35pt;width:525.8pt;z-index:251663360;mso-width-relative:page;mso-height-relative:page;" filled="f" stroked="f" coordsize="21600,21600" o:gfxdata="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">
+              <v:shape id="_x0000_s1026" o:spid="_x0000_s1026" o:spt="202" type="#_x0000_t202" style="position:absolute;left:0pt;margin-left:-10.1pt;margin-top:33.95pt;height:168.85pt;width:525.8pt;z-index:251663360;mso-width-relative:page;mso-height-relative:page;" filled="f" stroked="f" coordsize="21600,21600" o:gfxdata="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">
                 <v:fill on="f" focussize="0,0"/>
                 <v:stroke on="f" weight="0.5pt"/>
                 <v:imagedata o:title=""/>
@@ -1431,9 +1431,14 @@
                 <v:textbox>
                   <w:txbxContent>
                     <w:p>
+                      <w:pPr>
+                        <w:rPr>
+                          <w:rFonts w:hint="default" w:asciiTheme="minorAscii" w:hAnsiTheme="minorAscii"/>
+                        </w:rPr>
+                      </w:pPr>
                       <w:r>
                         <w:rPr>
-                          <w:rFonts w:hint="eastAsia" w:ascii="微软雅黑" w:hAnsi="微软雅黑" w:eastAsia="微软雅黑" w:cs="微软雅黑"/>
+                          <w:rFonts w:hint="default" w:eastAsia="微软雅黑" w:cs="微软雅黑" w:asciiTheme="minorAscii" w:hAnsiTheme="minorAscii"/>
                           <w:color w:val="000000"/>
                           <w:szCs w:val="21"/>
                           <w:lang w:val="en-US" w:eastAsia="zh-CN"/>
@@ -1464,9 +1469,9 @@
           <mc:Choice Requires="wpg">
             <w:drawing>
               <wp:inline distT="0" distB="0" distL="114300" distR="114300">
-                <wp:extent cx="6545580" cy="291465"/>
-                <wp:effectExtent l="0" t="0" r="7620" b="635"/>
-                <wp:docPr id="18" name="组合 18"/>
+                <wp:extent cx="6545580" cy="343535"/>
+                <wp:effectExtent l="0" t="0" r="7620" b="12065"/>
+                <wp:docPr id="104" name="组合 104"/>
                 <wp:cNvGraphicFramePr/>
                 <a:graphic xmlns:a="http://schemas.openxmlformats.org/drawingml/2006/main">
                   <a:graphicData uri="http://schemas.microsoft.com/office/word/2010/wordprocessingGroup">
@@ -1475,13 +1480,13 @@
                       <wpg:grpSpPr>
                         <a:xfrm>
                           <a:off x="0" y="0"/>
-                          <a:ext cx="6545580" cy="291465"/>
+                          <a:ext cx="6545580" cy="343535"/>
                           <a:chOff x="6489" y="6908"/>
                           <a:chExt cx="10308" cy="459"/>
                         </a:xfrm>
                       </wpg:grpSpPr>
                       <wpg:grpSp>
-                        <wpg:cNvPr id="13" name="组合 6"/>
+                        <wpg:cNvPr id="105" name="组合 6"/>
                         <wpg:cNvGrpSpPr/>
                         <wpg:grpSpPr>
                           <a:xfrm rot="0">
@@ -1592,7 +1597,7 @@
                           </pic:cNvPicPr>
                         </pic:nvPicPr>
                         <pic:blipFill>
-                          <a:blip r:embed="rId9"/>
+                          <a:blip r:embed="rId8"/>
                           <a:srcRect/>
                           <a:stretch>
                             <a:fillRect/>
@@ -1616,9 +1621,9 @@
           </mc:Choice>
           <mc:Fallback>
             <w:pict>
-              <v:group id="_x0000_s1026" o:spid="_x0000_s1026" o:spt="203" style="height:22.95pt;width:515.4pt;" coordorigin="6489,6908" coordsize="10308,459" o:gfxdata="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">
+              <v:group id="_x0000_s1026" o:spid="_x0000_s1026" o:spt="203" style="height:27.05pt;width:515.4pt;" coordorigin="6489,6908" coordsize="10308,459" o:gfxdata="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">
                 <o:lock v:ext="edit" aspectratio="f"/>
-                <v:group id="组合 6" o:spid="_x0000_s1026" o:spt="203" style="position:absolute;left:6489;top:6908;height:459;width:10308;" coordorigin="6499,1455" coordsize="10308,459" o:gfxdata="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">
+                <v:group id="组合 6" o:spid="_x0000_s1026" o:spt="203" style="position:absolute;left:6489;top:6908;height:459;width:10308;" coordorigin="6499,1455" coordsize="10308,459" o:gfxdata="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">
                   <o:lock v:ext="edit" aspectratio="f"/>
                   <v:rect id="Rectangle 73_637909155400200689_0" o:spid="_x0000_s1026" o:spt="1" style="position:absolute;left:6766;top:1455;height:454;width:10041;mso-wrap-style:none;v-text-anchor:middle;" fillcolor="#FFFFFF [3212]" filled="t" stroked="f" coordsize="21600,21600" o:gfxdata="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">
                     <v:fill on="t" focussize="0,0"/>
@@ -1678,7 +1683,7 @@
                 <v:shape id="图片 65_637909155430570587_4" o:spid="_x0000_s1026" o:spt="75" alt="D:\Word设计\资料\图标\反白\评估.png评估" type="#_x0000_t75" style="position:absolute;left:6650;top:7053;height:258;width:258;" filled="f" o:preferrelative="t" stroked="f" coordsize="21600,21600" o:gfxdata="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">
                   <v:fill on="f" focussize="0,0"/>
                   <v:stroke on="f"/>
-                  <v:imagedata r:id="rId9" o:title=""/>
+                  <v:imagedata r:id="rId8" o:title=""/>
                   <o:lock v:ext="edit" aspectratio="t"/>
                 </v:shape>
                 <w10:wrap type="none"/>
@@ -1773,40 +1778,6 @@
         <w:adjustRightInd w:val="0"/>
         <w:snapToGrid w:val="0"/>
         <w:spacing w:line="360" w:lineRule="auto"/>
-        <w:jc w:val="left"/>
-        <w:textAlignment w:val="auto"/>
-        <w:rPr>
-          <w:rFonts w:hint="eastAsia" w:ascii="微软雅黑" w:hAnsi="微软雅黑" w:eastAsia="微软雅黑" w:cs="微软雅黑"/>
-          <w:color w:val="000000"/>
-          <w:szCs w:val="21"/>
-          <w:lang w:val="en-US" w:eastAsia="zh-CN"/>
-          <w14:textFill>
-            <w14:solidFill>
-              <w14:srgbClr w14:val="000000">
-                <w14:lumMod w14:val="85000"/>
-                <w14:lumOff w14:val="15000"/>
-              </w14:srgbClr>
-            </w14:solidFill>
-          </w14:textFill>
-        </w:rPr>
-      </w:pPr>
-    </w:p>
-    <w:p>
-      <w:pPr>
-        <w:keepNext w:val="0"/>
-        <w:keepLines w:val="0"/>
-        <w:pageBreakBefore w:val="0"/>
-        <w:widowControl w:val="0"/>
-        <w:kinsoku/>
-        <w:wordWrap/>
-        <w:overflowPunct/>
-        <w:topLinePunct w:val="0"/>
-        <w:autoSpaceDE/>
-        <w:autoSpaceDN/>
-        <w:bidi w:val="0"/>
-        <w:adjustRightInd w:val="0"/>
-        <w:snapToGrid w:val="0"/>
-        <w:spacing w:line="360" w:lineRule="auto"/>
         <w:ind w:left="703"/>
         <w:jc w:val="left"/>
         <w:textAlignment w:val="auto"/>
@@ -1835,6 +1806,29 @@
         <w:jc w:val="left"/>
         <w:textAlignment w:val="auto"/>
         <w:rPr>
+          <w:sz w:val="28"/>
+        </w:rPr>
+      </w:pPr>
+    </w:p>
+    <w:p>
+      <w:pPr>
+        <w:keepNext w:val="0"/>
+        <w:keepLines w:val="0"/>
+        <w:pageBreakBefore w:val="0"/>
+        <w:widowControl w:val="0"/>
+        <w:kinsoku/>
+        <w:wordWrap/>
+        <w:overflowPunct/>
+        <w:topLinePunct w:val="0"/>
+        <w:autoSpaceDE/>
+        <w:autoSpaceDN/>
+        <w:bidi w:val="0"/>
+        <w:adjustRightInd w:val="0"/>
+        <w:snapToGrid w:val="0"/>
+        <w:spacing w:line="360" w:lineRule="auto"/>
+        <w:jc w:val="left"/>
+        <w:textAlignment w:val="auto"/>
+        <w:rPr>
           <w:rFonts w:hint="eastAsia" w:ascii="微软雅黑" w:hAnsi="微软雅黑" w:eastAsia="微软雅黑" w:cs="微软雅黑"/>
           <w:color w:val="000000"/>
           <w:szCs w:val="21"/>
@@ -1851,6 +1845,58 @@
       </w:pPr>
       <w:r>
         <w:rPr>
+          <w:rFonts w:hint="eastAsia" w:ascii="微软雅黑" w:hAnsi="微软雅黑" w:eastAsia="微软雅黑" w:cs="微软雅黑"/>
+          <w:color w:val="000000"/>
+          <w:szCs w:val="21"/>
+          <w:lang w:val="en-US" w:eastAsia="zh-CN"/>
+          <w14:textFill>
+            <w14:solidFill>
+              <w14:srgbClr w14:val="000000">
+                <w14:lumMod w14:val="75000"/>
+                <w14:lumOff w14:val="25000"/>
+              </w14:srgbClr>
+            </w14:solidFill>
+          </w14:textFill>
+        </w:rPr>
+        <w:t> </w:t>
+      </w:r>
+    </w:p>
+    <w:p>
+      <w:pPr>
+        <w:keepNext w:val="0"/>
+        <w:keepLines w:val="0"/>
+        <w:pageBreakBefore w:val="0"/>
+        <w:widowControl w:val="0"/>
+        <w:kinsoku/>
+        <w:wordWrap/>
+        <w:overflowPunct/>
+        <w:topLinePunct w:val="0"/>
+        <w:autoSpaceDE/>
+        <w:autoSpaceDN/>
+        <w:bidi w:val="0"/>
+        <w:adjustRightInd w:val="0"/>
+        <w:snapToGrid w:val="0"/>
+        <w:spacing w:before="938" w:line="360" w:lineRule="auto"/>
+        <w:jc w:val="left"/>
+        <w:textAlignment w:val="auto"/>
+        <w:rPr>
+          <w:rFonts w:ascii="微软雅黑" w:hAnsi="微软雅黑" w:eastAsia="微软雅黑" w:cs="微软雅黑"/>
+          <w:b/>
+          <w:color w:val="000000"/>
+          <w:sz w:val="28"/>
+          <w:szCs w:val="28"/>
+          <w14:textFill>
+            <w14:solidFill>
+              <w14:srgbClr w14:val="000000">
+                <w14:lumMod w14:val="75000"/>
+                <w14:lumOff w14:val="25000"/>
+              </w14:srgbClr>
+            </w14:solidFill>
+          </w14:textFill>
+        </w:rPr>
+      </w:pPr>
+      <w:r>
+        <w:rPr>
           <w:sz w:val="28"/>
         </w:rPr>
         <mc:AlternateContent>
@@ -1862,10 +1908,10 @@
                   <wp:posOffset>-56515</wp:posOffset>
                 </wp:positionH>
                 <wp:positionV relativeFrom="paragraph">
-                  <wp:posOffset>466725</wp:posOffset>
+                  <wp:posOffset>891540</wp:posOffset>
                 </wp:positionV>
-                <wp:extent cx="6555105" cy="1321435"/>
-                <wp:effectExtent l="0" t="0" r="10795" b="12065"/>
+                <wp:extent cx="6555105" cy="975995"/>
+                <wp:effectExtent l="0" t="0" r="0" b="0"/>
                 <wp:wrapNone/>
                 <wp:docPr id="24" name="文本框 24"/>
                 <wp:cNvGraphicFramePr/>
@@ -1876,7 +1922,7 @@
                       <wps:spPr>
                         <a:xfrm>
                           <a:off x="405130" y="6538595"/>
-                          <a:ext cx="6555105" cy="1321435"/>
+                          <a:ext cx="6555105" cy="975995"/>
                         </a:xfrm>
                         <a:prstGeom prst="rect">
                           <a:avLst/>
@@ -1924,7 +1970,7 @@
           </mc:Choice>
           <mc:Fallback>
             <w:pict>
-              <v:shape id="_x0000_s1026" o:spid="_x0000_s1026" o:spt="202" type="#_x0000_t202" style="position:absolute;left:0pt;margin-left:-4.45pt;margin-top:36.75pt;height:104.05pt;width:516.15pt;z-index:251664384;mso-width-relative:page;mso-height-relative:page;" filled="f" stroked="f" coordsize="21600,21600" o:gfxdata="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">
+              <v:shape id="_x0000_s1026" o:spid="_x0000_s1026" o:spt="202" type="#_x0000_t202" style="position:absolute;left:0pt;margin-left:-4.45pt;margin-top:70.2pt;height:76.85pt;width:516.15pt;z-index:251664384;mso-width-relative:page;mso-height-relative:page;" filled="f" stroked="f" coordsize="21600,21600" o:gfxdata="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">
                 <v:fill on="f" focussize="0,0"/>
                 <v:stroke on="f" weight="0.5pt"/>
                 <v:imagedata o:title=""/>
@@ -1956,8 +2002,8 @@
             <w:drawing>
               <wp:inline distT="0" distB="0" distL="114300" distR="114300">
                 <wp:extent cx="6545580" cy="291465"/>
-                <wp:effectExtent l="0" t="0" r="7620" b="13335"/>
-                <wp:docPr id="19" name="组合 19"/>
+                <wp:effectExtent l="0" t="0" r="7620" b="635"/>
+                <wp:docPr id="94" name="组合 94"/>
                 <wp:cNvGraphicFramePr/>
                 <a:graphic xmlns:a="http://schemas.openxmlformats.org/drawingml/2006/main">
                   <a:graphicData uri="http://schemas.microsoft.com/office/word/2010/wordprocessingGroup">
@@ -1972,7 +2018,7 @@
                         </a:xfrm>
                       </wpg:grpSpPr>
                       <wpg:grpSp>
-                        <wpg:cNvPr id="20" name="组合 6"/>
+                        <wpg:cNvPr id="95" name="组合 6"/>
                         <wpg:cNvGrpSpPr/>
                         <wpg:grpSpPr>
                           <a:xfrm rot="0">
@@ -2083,7 +2129,7 @@
                           </pic:cNvPicPr>
                         </pic:nvPicPr>
                         <pic:blipFill>
-                          <a:blip r:embed="rId9"/>
+                          <a:blip r:embed="rId8"/>
                           <a:srcRect/>
                           <a:stretch>
                             <a:fillRect/>
@@ -2107,9 +2153,9 @@
           </mc:Choice>
           <mc:Fallback>
             <w:pict>
-              <v:group id="_x0000_s1026" o:spid="_x0000_s1026" o:spt="203" style="height:22.95pt;width:515.4pt;" coordorigin="6489,6908" coordsize="10308,459" o:gfxdata="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">
+              <v:group id="_x0000_s1026" o:spid="_x0000_s1026" o:spt="203" style="height:22.95pt;width:515.4pt;" coordorigin="6489,6908" coordsize="10308,459" o:gfxdata="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">
                 <o:lock v:ext="edit" aspectratio="f"/>
-                <v:group id="组合 6" o:spid="_x0000_s1026" o:spt="203" style="position:absolute;left:6489;top:6908;height:459;width:10308;" coordorigin="6499,1455" coordsize="10308,459" o:gfxdata="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">
+                <v:group id="组合 6" o:spid="_x0000_s1026" o:spt="203" style="position:absolute;left:6489;top:6908;height:459;width:10308;" coordorigin="6499,1455" coordsize="10308,459" o:gfxdata="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">
                   <o:lock v:ext="edit" aspectratio="f"/>
                   <v:rect id="Rectangle 73_637909155400200689_0" o:spid="_x0000_s1026" o:spt="1" style="position:absolute;left:6766;top:1455;height:454;width:10041;mso-wrap-style:none;v-text-anchor:middle;" fillcolor="#FFFFFF [3212]" filled="t" stroked="f" coordsize="21600,21600" o:gfxdata="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">
                     <v:fill on="t" focussize="0,0"/>
@@ -2169,7 +2215,7 @@
                 <v:shape id="图片 65_637909155430570587_4" o:spid="_x0000_s1026" o:spt="75" alt="D:\Word设计\资料\图标\反白\评估.png评估" type="#_x0000_t75" style="position:absolute;left:6650;top:7053;height:258;width:258;" filled="f" o:preferrelative="t" stroked="f" coordsize="21600,21600" o:gfxdata="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">
                   <v:fill on="f" focussize="0,0"/>
                   <v:stroke on="f"/>
-                  <v:imagedata r:id="rId9" o:title=""/>
+                  <v:imagedata r:id="rId8" o:title=""/>
                   <o:lock v:ext="edit" aspectratio="t"/>
                 </v:shape>
                 <w10:wrap type="none"/>
@@ -2179,58 +2225,6 @@
           </mc:Fallback>
         </mc:AlternateContent>
       </w:r>
-      <w:r>
-        <w:rPr>
-          <w:rFonts w:hint="eastAsia" w:ascii="微软雅黑" w:hAnsi="微软雅黑" w:eastAsia="微软雅黑" w:cs="微软雅黑"/>
-          <w:color w:val="000000"/>
-          <w:szCs w:val="21"/>
-          <w:lang w:val="en-US" w:eastAsia="zh-CN"/>
-          <w14:textFill>
-            <w14:solidFill>
-              <w14:srgbClr w14:val="000000">
-                <w14:lumMod w14:val="75000"/>
-                <w14:lumOff w14:val="25000"/>
-              </w14:srgbClr>
-            </w14:solidFill>
-          </w14:textFill>
-        </w:rPr>
-        <w:t> </w:t>
-      </w:r>
-    </w:p>
-    <w:p>
-      <w:pPr>
-        <w:keepNext w:val="0"/>
-        <w:keepLines w:val="0"/>
-        <w:pageBreakBefore w:val="0"/>
-        <w:widowControl w:val="0"/>
-        <w:kinsoku/>
-        <w:wordWrap/>
-        <w:overflowPunct/>
-        <w:topLinePunct w:val="0"/>
-        <w:autoSpaceDE/>
-        <w:autoSpaceDN/>
-        <w:bidi w:val="0"/>
-        <w:adjustRightInd w:val="0"/>
-        <w:snapToGrid w:val="0"/>
-        <w:spacing w:before="938" w:line="360" w:lineRule="auto"/>
-        <w:jc w:val="left"/>
-        <w:textAlignment w:val="auto"/>
-        <w:rPr>
-          <w:rFonts w:ascii="微软雅黑" w:hAnsi="微软雅黑" w:eastAsia="微软雅黑" w:cs="微软雅黑"/>
-          <w:b/>
-          <w:color w:val="000000"/>
-          <w:sz w:val="28"/>
-          <w:szCs w:val="28"/>
-          <w14:textFill>
-            <w14:solidFill>
-              <w14:srgbClr w14:val="000000">
-                <w14:lumMod w14:val="75000"/>
-                <w14:lumOff w14:val="25000"/>
-              </w14:srgbClr>
-            </w14:solidFill>
-          </w14:textFill>
-        </w:rPr>
-      </w:pPr>
     </w:p>
     <w:p>
       <w:pPr>
@@ -2293,11 +2287,10 @@
         <w:jc w:val="left"/>
         <w:textAlignment w:val="auto"/>
         <w:rPr>
-          <w:rFonts w:hint="eastAsia" w:ascii="微软雅黑" w:hAnsi="微软雅黑" w:eastAsia="微软雅黑" w:cs="微软雅黑"/>
+          <w:rFonts w:ascii="微软雅黑" w:hAnsi="微软雅黑" w:eastAsia="微软雅黑" w:cs="微软雅黑"/>
           <w:color w:val="000000"/>
           <w:szCs w:val="21"/>
           <w:shd w:val="clear" w:color="auto" w:fill="FFFFFF"/>
-          <w:lang w:val="en-US" w:eastAsia="zh-CN"/>
           <w14:textFill>
             <w14:solidFill>
               <w14:srgbClr w14:val="000000">
@@ -2307,104 +2300,47 @@
             </w14:solidFill>
           </w14:textFill>
         </w:rPr>
+        <w:sectPr>
+          <w:type w:val="continuous"/>
+          <w:pgSz w:w="11906" w:h="16838"/>
+          <w:pgMar w:top="705" w:right="802" w:bottom="705" w:left="727" w:header="851" w:footer="992" w:gutter="0"/>
+          <w:cols w:space="425" w:num="1"/>
+          <w:docGrid w:type="lines" w:linePitch="312" w:charSpace="0"/>
+        </w:sectPr>
+      </w:pPr>
+    </w:p>
+    <w:p>
+      <w:pPr>
+        <w:keepNext w:val="0"/>
+        <w:keepLines w:val="0"/>
+        <w:pageBreakBefore w:val="0"/>
+        <w:widowControl w:val="0"/>
+        <w:numPr>
+          <w:ilvl w:val="0"/>
+          <w:numId w:val="0"/>
+        </w:numPr>
+        <w:kinsoku/>
+        <w:wordWrap/>
+        <w:overflowPunct/>
+        <w:topLinePunct w:val="0"/>
+        <w:autoSpaceDE/>
+        <w:autoSpaceDN/>
+        <w:bidi w:val="0"/>
+        <w:adjustRightInd w:val="0"/>
+        <w:snapToGrid w:val="0"/>
+        <w:spacing w:before="402" w:line="360" w:lineRule="auto"/>
+        <w:jc w:val="left"/>
+        <w:textAlignment w:val="auto"/>
+        <w:rPr>
+          <w:rFonts w:ascii="微软雅黑" w:hAnsi="微软雅黑" w:eastAsia="微软雅黑" w:cs="微软雅黑"/>
+        </w:rPr>
       </w:pPr>
       <w:r>
         <w:rPr>
-          <w:sz w:val="28"/>
-        </w:rPr>
-        <mc:AlternateContent>
-          <mc:Choice Requires="wps">
-            <w:drawing>
-              <wp:anchor distT="0" distB="0" distL="114300" distR="114300" simplePos="0" relativeHeight="251665408" behindDoc="0" locked="0" layoutInCell="1" allowOverlap="1">
-                <wp:simplePos x="0" y="0"/>
-                <wp:positionH relativeFrom="column">
-                  <wp:posOffset>-66675</wp:posOffset>
-                </wp:positionH>
-                <wp:positionV relativeFrom="paragraph">
-                  <wp:posOffset>690880</wp:posOffset>
-                </wp:positionV>
-                <wp:extent cx="6729095" cy="1557020"/>
-                <wp:effectExtent l="0" t="0" r="1905" b="5080"/>
-                <wp:wrapNone/>
-                <wp:docPr id="28" name="文本框 28"/>
-                <wp:cNvGraphicFramePr/>
-                <a:graphic xmlns:a="http://schemas.openxmlformats.org/drawingml/2006/main">
-                  <a:graphicData uri="http://schemas.microsoft.com/office/word/2010/wordprocessingShape">
-                    <wps:wsp>
-                      <wps:cNvSpPr txBox="1"/>
-                      <wps:spPr>
-                        <a:xfrm>
-                          <a:off x="394970" y="8463915"/>
-                          <a:ext cx="6729095" cy="1557020"/>
-                        </a:xfrm>
-                        <a:prstGeom prst="rect">
-                          <a:avLst/>
-                        </a:prstGeom>
-                        <a:noFill/>
-                        <a:ln w="6350">
-                          <a:noFill/>
-                        </a:ln>
-                      </wps:spPr>
-                      <wps:style>
-                        <a:lnRef idx="0">
-                          <a:schemeClr val="accent1"/>
-                        </a:lnRef>
-                        <a:fillRef idx="0">
-                          <a:schemeClr val="accent1"/>
-                        </a:fillRef>
-                        <a:effectRef idx="0">
-                          <a:schemeClr val="accent1"/>
-                        </a:effectRef>
-                        <a:fontRef idx="minor">
-                          <a:schemeClr val="dk1"/>
-                        </a:fontRef>
-                      </wps:style>
-                      <wps:txbx>
-                        <w:txbxContent>
-                          <w:p>
-                            <w:r>
-                              <w:rPr>
-                                <w:rFonts w:hint="eastAsia"/>
-                                <w:lang w:val="en-US" w:eastAsia="zh-CN"/>
-                              </w:rPr>
-                              <w:t>{{summary}}</w:t>
-                            </w:r>
-                          </w:p>
-                        </w:txbxContent>
-                      </wps:txbx>
-                      <wps:bodyPr rot="0" spcFirstLastPara="0" vertOverflow="overflow" horzOverflow="overflow" vert="horz" wrap="square" lIns="91440" tIns="45720" rIns="91440" bIns="45720" numCol="1" spcCol="0" rtlCol="0" fromWordArt="0" anchor="t" anchorCtr="0" forceAA="0" compatLnSpc="1">
-                        <a:noAutofit/>
-                      </wps:bodyPr>
-                    </wps:wsp>
-                  </a:graphicData>
-                </a:graphic>
-              </wp:anchor>
-            </w:drawing>
-          </mc:Choice>
-          <mc:Fallback>
-            <w:pict>
-              <v:shape id="_x0000_s1026" o:spid="_x0000_s1026" o:spt="202" type="#_x0000_t202" style="position:absolute;left:0pt;margin-left:-5.25pt;margin-top:54.4pt;height:122.6pt;width:529.85pt;z-index:251665408;mso-width-relative:page;mso-height-relative:page;" filled="f" stroked="f" coordsize="21600,21600" o:gfxdata="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">
-                <v:fill on="f" focussize="0,0"/>
-                <v:stroke on="f" weight="0.5pt"/>
-                <v:imagedata o:title=""/>
-                <o:lock v:ext="edit" aspectratio="f"/>
-                <v:textbox>
-                  <w:txbxContent>
-                    <w:p>
-                      <w:r>
-                        <w:rPr>
-                          <w:rFonts w:hint="eastAsia"/>
-                          <w:lang w:val="en-US" w:eastAsia="zh-CN"/>
-                        </w:rPr>
-                        <w:t>{{summary}}</w:t>
-                      </w:r>
-                    </w:p>
-                  </w:txbxContent>
-                </v:textbox>
-              </v:shape>
-            </w:pict>
-          </mc:Fallback>
-        </mc:AlternateContent>
+          <w:rFonts w:hint="eastAsia" w:ascii="微软雅黑" w:hAnsi="微软雅黑" w:eastAsia="微软雅黑" w:cs="微软雅黑"/>
+          <w:lang w:val="en-US" w:eastAsia="zh-CN"/>
+        </w:rPr>
+        <w:t xml:space="preserve">  </w:t>
       </w:r>
       <w:r>
         <w:rPr>
@@ -2415,8 +2351,8 @@
             <w:drawing>
               <wp:inline distT="0" distB="0" distL="114300" distR="114300">
                 <wp:extent cx="6545580" cy="290830"/>
-                <wp:effectExtent l="0" t="0" r="0" b="0"/>
-                <wp:docPr id="29" name="组合 29"/>
+                <wp:effectExtent l="0" t="0" r="7620" b="1270"/>
+                <wp:docPr id="88" name="组合 88"/>
                 <wp:cNvGraphicFramePr/>
                 <a:graphic xmlns:a="http://schemas.openxmlformats.org/drawingml/2006/main">
                   <a:graphicData uri="http://schemas.microsoft.com/office/word/2010/wordprocessingGroup">
@@ -2431,7 +2367,7 @@
                         </a:xfrm>
                       </wpg:grpSpPr>
                       <wpg:grpSp>
-                        <wpg:cNvPr id="25" name="组合 6"/>
+                        <wpg:cNvPr id="89" name="组合 6"/>
                         <wpg:cNvGrpSpPr/>
                         <wpg:grpSpPr>
                           <a:xfrm rot="0">
@@ -2542,7 +2478,7 @@
                           </pic:cNvPicPr>
                         </pic:nvPicPr>
                         <pic:blipFill>
-                          <a:blip r:embed="rId10"/>
+                          <a:blip r:embed="rId9"/>
                           <a:srcRect/>
                           <a:stretch>
                             <a:fillRect/>
@@ -2566,9 +2502,9 @@
           </mc:Choice>
           <mc:Fallback>
             <w:pict>
-              <v:group id="_x0000_s1026" o:spid="_x0000_s1026" o:spt="203" style="height:22.9pt;width:515.4pt;" coordorigin="6489,10246" coordsize="10308,458" o:gfxdata="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">
+              <v:group id="_x0000_s1026" o:spid="_x0000_s1026" o:spt="203" style="height:22.9pt;width:515.4pt;" coordorigin="6489,10246" coordsize="10308,458" o:gfxdata="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">
                 <o:lock v:ext="edit" aspectratio="f"/>
-                <v:group id="组合 6" o:spid="_x0000_s1026" o:spt="203" style="position:absolute;left:6489;top:10246;height:459;width:10308;" coordorigin="6499,1455" coordsize="10308,459" o:gfxdata="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">
+                <v:group id="组合 6" o:spid="_x0000_s1026" o:spt="203" style="position:absolute;left:6489;top:10246;height:459;width:10308;" coordorigin="6499,1455" coordsize="10308,459" o:gfxdata="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">
                   <o:lock v:ext="edit" aspectratio="f"/>
                   <v:rect id="Rectangle 73_637909155400200689_0" o:spid="_x0000_s1026" o:spt="1" style="position:absolute;left:6766;top:1455;height:454;width:10041;mso-wrap-style:none;v-text-anchor:middle;" fillcolor="#FFFFFF [3212]" filled="t" stroked="f" coordsize="21600,21600" o:gfxdata="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">
                     <v:fill on="t" focussize="0,0"/>
@@ -2628,7 +2564,7 @@
                 <v:shape id="图片 65_637909155432918321_7" o:spid="_x0000_s1026" o:spt="75" alt="D:\Word简历设计\2020.04.22-1\images\评价.png评价" type="#_x0000_t75" style="position:absolute;left:6665;top:10377;height:206;width:206;" filled="f" o:preferrelative="t" stroked="f" coordsize="21600,21600" o:gfxdata="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">
                   <v:fill on="f" focussize="0,0"/>
                   <v:stroke on="f"/>
-                  <v:imagedata r:id="rId10" o:title=""/>
+                  <v:imagedata r:id="rId9" o:title=""/>
                   <o:lock v:ext="edit" aspectratio="t"/>
                 </v:shape>
                 <w10:wrap type="none"/>
@@ -2638,74 +2574,104 @@
           </mc:Fallback>
         </mc:AlternateContent>
       </w:r>
-    </w:p>
-    <w:p>
-      <w:pPr>
-        <w:keepNext w:val="0"/>
-        <w:keepLines w:val="0"/>
-        <w:pageBreakBefore w:val="0"/>
-        <w:widowControl w:val="0"/>
-        <w:kinsoku/>
-        <w:wordWrap/>
-        <w:overflowPunct/>
-        <w:topLinePunct w:val="0"/>
-        <w:autoSpaceDE/>
-        <w:autoSpaceDN/>
-        <w:bidi w:val="0"/>
-        <w:adjustRightInd w:val="0"/>
-        <w:snapToGrid w:val="0"/>
-        <w:spacing w:before="502" w:line="360" w:lineRule="auto"/>
-        <w:jc w:val="left"/>
-        <w:textAlignment w:val="auto"/>
-        <w:rPr>
-          <w:rFonts w:ascii="微软雅黑" w:hAnsi="微软雅黑" w:eastAsia="微软雅黑" w:cs="微软雅黑"/>
-          <w:color w:val="000000"/>
-          <w:szCs w:val="21"/>
-          <w:shd w:val="clear" w:color="auto" w:fill="FFFFFF"/>
-          <w14:textFill>
-            <w14:solidFill>
-              <w14:srgbClr w14:val="000000">
-                <w14:lumMod w14:val="75000"/>
-                <w14:lumOff w14:val="25000"/>
-              </w14:srgbClr>
-            </w14:solidFill>
-          </w14:textFill>
-        </w:rPr>
-        <w:sectPr>
-          <w:type w:val="continuous"/>
-          <w:pgSz w:w="11906" w:h="16838"/>
-          <w:pgMar w:top="705" w:right="802" w:bottom="705" w:left="727" w:header="851" w:footer="992" w:gutter="0"/>
-          <w:cols w:space="425" w:num="1"/>
-          <w:docGrid w:type="lines" w:linePitch="312" w:charSpace="0"/>
-        </w:sectPr>
-      </w:pPr>
-    </w:p>
-    <w:p>
-      <w:pPr>
-        <w:keepNext w:val="0"/>
-        <w:keepLines w:val="0"/>
-        <w:pageBreakBefore w:val="0"/>
-        <w:widowControl w:val="0"/>
-        <w:numPr>
-          <w:ilvl w:val="0"/>
-          <w:numId w:val="0"/>
-        </w:numPr>
-        <w:kinsoku/>
-        <w:wordWrap/>
-        <w:overflowPunct/>
-        <w:topLinePunct w:val="0"/>
-        <w:autoSpaceDE/>
-        <w:autoSpaceDN/>
-        <w:bidi w:val="0"/>
-        <w:adjustRightInd w:val="0"/>
-        <w:snapToGrid w:val="0"/>
-        <w:spacing w:before="402" w:line="360" w:lineRule="auto"/>
-        <w:jc w:val="left"/>
-        <w:textAlignment w:val="auto"/>
-        <w:rPr>
-          <w:rFonts w:ascii="微软雅黑" w:hAnsi="微软雅黑" w:eastAsia="微软雅黑" w:cs="微软雅黑"/>
-        </w:rPr>
-      </w:pPr>
+      <w:r>
+        <w:rPr>
+          <w:sz w:val="28"/>
+        </w:rPr>
+        <mc:AlternateContent>
+          <mc:Choice Requires="wps">
+            <w:drawing>
+              <wp:anchor distT="0" distB="0" distL="114300" distR="114300" simplePos="0" relativeHeight="251665408" behindDoc="0" locked="0" layoutInCell="1" allowOverlap="1">
+                <wp:simplePos x="0" y="0"/>
+                <wp:positionH relativeFrom="column">
+                  <wp:posOffset>60960</wp:posOffset>
+                </wp:positionH>
+                <wp:positionV relativeFrom="paragraph">
+                  <wp:posOffset>490855</wp:posOffset>
+                </wp:positionV>
+                <wp:extent cx="6729095" cy="1393190"/>
+                <wp:effectExtent l="0" t="0" r="0" b="0"/>
+                <wp:wrapNone/>
+                <wp:docPr id="28" name="文本框 28"/>
+                <wp:cNvGraphicFramePr/>
+                <a:graphic xmlns:a="http://schemas.openxmlformats.org/drawingml/2006/main">
+                  <a:graphicData uri="http://schemas.microsoft.com/office/word/2010/wordprocessingShape">
+                    <wps:wsp>
+                      <wps:cNvSpPr txBox="1"/>
+                      <wps:spPr>
+                        <a:xfrm>
+                          <a:off x="394970" y="8463915"/>
+                          <a:ext cx="6729095" cy="1393190"/>
+                        </a:xfrm>
+                        <a:prstGeom prst="rect">
+                          <a:avLst/>
+                        </a:prstGeom>
+                        <a:noFill/>
+                        <a:ln w="6350">
+                          <a:noFill/>
+                        </a:ln>
+                      </wps:spPr>
+                      <wps:style>
+                        <a:lnRef idx="0">
+                          <a:schemeClr val="accent1"/>
+                        </a:lnRef>
+                        <a:fillRef idx="0">
+                          <a:schemeClr val="accent1"/>
+                        </a:fillRef>
+                        <a:effectRef idx="0">
+                          <a:schemeClr val="accent1"/>
+                        </a:effectRef>
+                        <a:fontRef idx="minor">
+                          <a:schemeClr val="dk1"/>
+                        </a:fontRef>
+                      </wps:style>
+                      <wps:txbx>
+                        <w:txbxContent>
+                          <w:p>
+                            <w:r>
+                              <w:rPr>
+                                <w:rFonts w:hint="eastAsia"/>
+                                <w:lang w:val="en-US" w:eastAsia="zh-CN"/>
+                              </w:rPr>
+                              <w:t>{{summary}}</w:t>
+                            </w:r>
+                          </w:p>
+                        </w:txbxContent>
+                      </wps:txbx>
+                      <wps:bodyPr rot="0" spcFirstLastPara="0" vertOverflow="overflow" horzOverflow="overflow" vert="horz" wrap="square" lIns="91440" tIns="45720" rIns="91440" bIns="45720" numCol="1" spcCol="0" rtlCol="0" fromWordArt="0" anchor="t" anchorCtr="0" forceAA="0" compatLnSpc="1">
+                        <a:noAutofit/>
+                      </wps:bodyPr>
+                    </wps:wsp>
+                  </a:graphicData>
+                </a:graphic>
+              </wp:anchor>
+            </w:drawing>
+          </mc:Choice>
+          <mc:Fallback>
+            <w:pict>
+              <v:shape id="_x0000_s1026" o:spid="_x0000_s1026" o:spt="202" type="#_x0000_t202" style="position:absolute;left:0pt;margin-left:4.8pt;margin-top:38.65pt;height:109.7pt;width:529.85pt;z-index:251665408;mso-width-relative:page;mso-height-relative:page;" filled="f" stroked="f" coordsize="21600,21600" o:gfxdata="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">
+                <v:fill on="f" focussize="0,0"/>
+                <v:stroke on="f" weight="0.5pt"/>
+                <v:imagedata o:title=""/>
+                <o:lock v:ext="edit" aspectratio="f"/>
+                <v:textbox>
+                  <w:txbxContent>
+                    <w:p>
+                      <w:r>
+                        <w:rPr>
+                          <w:rFonts w:hint="eastAsia"/>
+                          <w:lang w:val="en-US" w:eastAsia="zh-CN"/>
+                        </w:rPr>
+                        <w:t>{{summary}}</w:t>
+                      </w:r>
+                    </w:p>
+                  </w:txbxContent>
+                </v:textbox>
+              </v:shape>
+            </w:pict>
+          </mc:Fallback>
+        </mc:AlternateContent>
+      </w:r>
     </w:p>
     <w:sectPr>
       <w:type w:val="continuous"/>
